--- a/output/tables/COAD/table1_TIMP1.docx
+++ b/output/tables/COAD/table1_TIMP1.docx
@@ -18870,2246 +18870,6 @@
       </w:tr>
       <w:tr>
         <w:trPr>
-          <w:trHeight w:val="560" w:hRule="auto"/>
-        </w:trPr>
-        <w:tc>
-          <w:tcPr>
-            <w:tcBorders>
-              <w:bottom w:val="none" w:sz="0" w:space="0" w:color="000000"/>
-              <w:top w:val="none" w:sz="0" w:space="0" w:color="000000"/>
-              <w:left w:val="none" w:sz="0" w:space="0" w:color="000000"/>
-              <w:right w:val="none" w:sz="0" w:space="0" w:color="000000"/>
-            </w:tcBorders>
-            <w:shd w:val="clear" w:color="auto" w:fill="FFFFFF"/>
-            <w:tcMar>
-              <w:top w:w="0" w:type="dxa"/>
-              <w:bottom w:w="0" w:type="dxa"/>
-              <w:left w:w="0" w:type="dxa"/>
-              <w:right w:w="0" w:type="dxa"/>
-            </w:tcMar>
-            <w:vAlign w:val="top"/>
-          </w:tcPr>
-          <w:p>
-            <w:pPr>
-              <w:pStyle w:val="Normal"/>
-              <w:jc w:val="left"/>
-              <w:pBdr>
-                <w:bottom w:val="none" w:sz="0" w:space="0" w:color="000000"/>
-                <w:top w:val="none" w:sz="0" w:space="0" w:color="000000"/>
-                <w:left w:val="none" w:sz="0" w:space="0" w:color="000000"/>
-                <w:right w:val="none" w:sz="0" w:space="0" w:color="000000"/>
-              </w:pBdr>
-              <w:spacing w:after="100" w:before="100" w:line="240"/>
-              <w:ind w:left="300" w:right="100" w:firstLine="0" w:firstLineChars="0"/>
-              <w:rPr>
-                <w:rFonts w:ascii="Times New Roman" w:hAnsi="Times New Roman" w:eastAsia="Times New Roman" w:cs="Times New Roman"/>
-                <w:i w:val="false"/>
-                <w:b w:val="false"/>
-                <w:u w:val="none"/>
-                <w:strike w:val="false"/>
-                <w:sz w:val="18"/>
-                <w:szCs w:val="18"/>
-                <w:color w:val="000000"/>
-              </w:rPr>
-            </w:pPr>
-            <w:r>
-              <w:rPr>
-                <w:rFonts w:ascii="Times New Roman" w:hAnsi="Times New Roman" w:eastAsia="Times New Roman" w:cs="Times New Roman"/>
-                <w:i w:val="false"/>
-                <w:b w:val="false"/>
-                <w:u w:val="none"/>
-                <w:strike w:val="false"/>
-                <w:sz w:val="18"/>
-                <w:szCs w:val="18"/>
-                <w:color w:val="000000"/>
-              </w:rPr>
-              <w:t xml:space="preserve">Missing</w:t>
-            </w:r>
-          </w:p>
-        </w:tc>
-        <w:tc>
-          <w:tcPr>
-            <w:tcBorders>
-              <w:bottom w:val="none" w:sz="0" w:space="0" w:color="000000"/>
-              <w:top w:val="none" w:sz="0" w:space="0" w:color="000000"/>
-              <w:left w:val="none" w:sz="0" w:space="0" w:color="000000"/>
-              <w:right w:val="none" w:sz="0" w:space="0" w:color="000000"/>
-            </w:tcBorders>
-            <w:shd w:val="clear" w:color="auto" w:fill="FFFFFF"/>
-            <w:tcMar>
-              <w:top w:w="0" w:type="dxa"/>
-              <w:bottom w:w="0" w:type="dxa"/>
-              <w:left w:w="0" w:type="dxa"/>
-              <w:right w:w="0" w:type="dxa"/>
-            </w:tcMar>
-            <w:vAlign w:val="top"/>
-          </w:tcPr>
-          <w:p>
-            <w:pPr>
-              <w:pStyle w:val="Normal"/>
-              <w:jc w:val="center"/>
-              <w:pBdr>
-                <w:bottom w:val="none" w:sz="0" w:space="0" w:color="000000"/>
-                <w:top w:val="none" w:sz="0" w:space="0" w:color="000000"/>
-                <w:left w:val="none" w:sz="0" w:space="0" w:color="000000"/>
-                <w:right w:val="none" w:sz="0" w:space="0" w:color="000000"/>
-              </w:pBdr>
-              <w:spacing w:after="100" w:before="100" w:line="240"/>
-              <w:ind w:left="100" w:right="100" w:firstLine="0" w:firstLineChars="0"/>
-              <w:rPr>
-                <w:rFonts w:ascii="Times New Roman" w:hAnsi="Times New Roman" w:eastAsia="Times New Roman" w:cs="Times New Roman"/>
-                <w:i w:val="false"/>
-                <w:b w:val="false"/>
-                <w:u w:val="none"/>
-                <w:strike w:val="false"/>
-                <w:sz w:val="18"/>
-                <w:szCs w:val="18"/>
-                <w:color w:val="000000"/>
-              </w:rPr>
-            </w:pPr>
-            <w:r>
-              <w:rPr>
-                <w:rFonts w:ascii="Times New Roman" w:hAnsi="Times New Roman" w:eastAsia="Times New Roman" w:cs="Times New Roman"/>
-                <w:i w:val="false"/>
-                <w:b w:val="false"/>
-                <w:u w:val="none"/>
-                <w:strike w:val="false"/>
-                <w:sz w:val="18"/>
-                <w:szCs w:val="18"/>
-                <w:color w:val="000000"/>
-              </w:rPr>
-              <w:t xml:space="preserve">45</w:t>
-            </w:r>
-          </w:p>
-        </w:tc>
-        <w:tc>
-          <w:tcPr>
-            <w:tcBorders>
-              <w:bottom w:val="none" w:sz="0" w:space="0" w:color="000000"/>
-              <w:top w:val="none" w:sz="0" w:space="0" w:color="000000"/>
-              <w:left w:val="none" w:sz="0" w:space="0" w:color="000000"/>
-              <w:right w:val="none" w:sz="0" w:space="0" w:color="000000"/>
-            </w:tcBorders>
-            <w:shd w:val="clear" w:color="auto" w:fill="FFFFFF"/>
-            <w:tcMar>
-              <w:top w:w="0" w:type="dxa"/>
-              <w:bottom w:w="0" w:type="dxa"/>
-              <w:left w:w="0" w:type="dxa"/>
-              <w:right w:w="0" w:type="dxa"/>
-            </w:tcMar>
-            <w:vAlign w:val="top"/>
-          </w:tcPr>
-          <w:p>
-            <w:pPr>
-              <w:pStyle w:val="Normal"/>
-              <w:jc w:val="center"/>
-              <w:pBdr>
-                <w:bottom w:val="none" w:sz="0" w:space="0" w:color="000000"/>
-                <w:top w:val="none" w:sz="0" w:space="0" w:color="000000"/>
-                <w:left w:val="none" w:sz="0" w:space="0" w:color="000000"/>
-                <w:right w:val="none" w:sz="0" w:space="0" w:color="000000"/>
-              </w:pBdr>
-              <w:spacing w:after="100" w:before="100" w:line="240"/>
-              <w:ind w:left="100" w:right="100" w:firstLine="0" w:firstLineChars="0"/>
-              <w:rPr>
-                <w:rFonts w:ascii="Times New Roman" w:hAnsi="Times New Roman" w:eastAsia="Times New Roman" w:cs="Times New Roman"/>
-                <w:i w:val="false"/>
-                <w:b w:val="false"/>
-                <w:u w:val="none"/>
-                <w:strike w:val="false"/>
-                <w:sz w:val="18"/>
-                <w:szCs w:val="18"/>
-                <w:color w:val="000000"/>
-              </w:rPr>
-            </w:pPr>
-            <w:r>
-              <w:rPr>
-                <w:rFonts w:ascii="Times New Roman" w:hAnsi="Times New Roman" w:eastAsia="Times New Roman" w:cs="Times New Roman"/>
-                <w:i w:val="false"/>
-                <w:b w:val="false"/>
-                <w:u w:val="none"/>
-                <w:strike w:val="false"/>
-                <w:sz w:val="18"/>
-                <w:szCs w:val="18"/>
-                <w:color w:val="000000"/>
-              </w:rPr>
-              <w:t xml:space="preserve">25</w:t>
-            </w:r>
-          </w:p>
-        </w:tc>
-        <w:tc>
-          <w:tcPr>
-            <w:tcBorders>
-              <w:bottom w:val="none" w:sz="0" w:space="0" w:color="000000"/>
-              <w:top w:val="none" w:sz="0" w:space="0" w:color="000000"/>
-              <w:left w:val="none" w:sz="0" w:space="0" w:color="000000"/>
-              <w:right w:val="none" w:sz="0" w:space="0" w:color="000000"/>
-            </w:tcBorders>
-            <w:shd w:val="clear" w:color="auto" w:fill="FFFFFF"/>
-            <w:tcMar>
-              <w:top w:w="0" w:type="dxa"/>
-              <w:bottom w:w="0" w:type="dxa"/>
-              <w:left w:w="0" w:type="dxa"/>
-              <w:right w:w="0" w:type="dxa"/>
-            </w:tcMar>
-            <w:vAlign w:val="top"/>
-          </w:tcPr>
-          <w:p>
-            <w:pPr>
-              <w:pStyle w:val="Normal"/>
-              <w:jc w:val="center"/>
-              <w:pBdr>
-                <w:bottom w:val="none" w:sz="0" w:space="0" w:color="000000"/>
-                <w:top w:val="none" w:sz="0" w:space="0" w:color="000000"/>
-                <w:left w:val="none" w:sz="0" w:space="0" w:color="000000"/>
-                <w:right w:val="none" w:sz="0" w:space="0" w:color="000000"/>
-              </w:pBdr>
-              <w:spacing w:after="100" w:before="100" w:line="240"/>
-              <w:ind w:left="100" w:right="100" w:firstLine="0" w:firstLineChars="0"/>
-              <w:rPr>
-                <w:rFonts w:ascii="Times New Roman" w:hAnsi="Times New Roman" w:eastAsia="Times New Roman" w:cs="Times New Roman"/>
-                <w:i w:val="false"/>
-                <w:b w:val="false"/>
-                <w:u w:val="none"/>
-                <w:strike w:val="false"/>
-                <w:sz w:val="18"/>
-                <w:szCs w:val="18"/>
-                <w:color w:val="000000"/>
-              </w:rPr>
-            </w:pPr>
-            <w:r>
-              <w:rPr>
-                <w:rFonts w:ascii="Times New Roman" w:hAnsi="Times New Roman" w:eastAsia="Times New Roman" w:cs="Times New Roman"/>
-                <w:i w:val="false"/>
-                <w:b w:val="false"/>
-                <w:u w:val="none"/>
-                <w:strike w:val="false"/>
-                <w:sz w:val="18"/>
-                <w:szCs w:val="18"/>
-                <w:color w:val="000000"/>
-              </w:rPr>
-              <w:t xml:space="preserve">20</w:t>
-            </w:r>
-          </w:p>
-        </w:tc>
-        <w:tc>
-          <w:tcPr>
-            <w:tcBorders>
-              <w:bottom w:val="none" w:sz="0" w:space="0" w:color="000000"/>
-              <w:top w:val="none" w:sz="0" w:space="0" w:color="000000"/>
-              <w:left w:val="none" w:sz="0" w:space="0" w:color="000000"/>
-              <w:right w:val="none" w:sz="0" w:space="0" w:color="000000"/>
-            </w:tcBorders>
-            <w:shd w:val="clear" w:color="auto" w:fill="FFFFFF"/>
-            <w:tcMar>
-              <w:top w:w="0" w:type="dxa"/>
-              <w:bottom w:w="0" w:type="dxa"/>
-              <w:left w:w="0" w:type="dxa"/>
-              <w:right w:w="0" w:type="dxa"/>
-            </w:tcMar>
-            <w:vAlign w:val="top"/>
-          </w:tcPr>
-          <w:p>
-            <w:pPr>
-              <w:pStyle w:val="Normal"/>
-              <w:jc w:val="center"/>
-              <w:pBdr>
-                <w:bottom w:val="none" w:sz="0" w:space="0" w:color="000000"/>
-                <w:top w:val="none" w:sz="0" w:space="0" w:color="000000"/>
-                <w:left w:val="none" w:sz="0" w:space="0" w:color="000000"/>
-                <w:right w:val="none" w:sz="0" w:space="0" w:color="000000"/>
-              </w:pBdr>
-              <w:spacing w:after="100" w:before="100" w:line="240"/>
-              <w:ind w:left="100" w:right="100" w:firstLine="0" w:firstLineChars="0"/>
-              <w:rPr>
-                <w:rFonts w:ascii="Times New Roman" w:hAnsi="Times New Roman" w:eastAsia="Times New Roman" w:cs="Times New Roman"/>
-                <w:i w:val="false"/>
-                <w:b w:val="false"/>
-                <w:u w:val="none"/>
-                <w:strike w:val="false"/>
-                <w:sz w:val="18"/>
-                <w:szCs w:val="18"/>
-                <w:color w:val="000000"/>
-              </w:rPr>
-            </w:pPr>
-            <w:r>
-              <w:rPr>
-                <w:rFonts w:ascii="Times New Roman" w:hAnsi="Times New Roman" w:eastAsia="Times New Roman" w:cs="Times New Roman"/>
-                <w:i w:val="false"/>
-                <w:b w:val="false"/>
-                <w:u w:val="none"/>
-                <w:strike w:val="false"/>
-                <w:sz w:val="18"/>
-                <w:szCs w:val="18"/>
-                <w:color w:val="000000"/>
-              </w:rPr>
-              <w:t xml:space="preserve"/>
-            </w:r>
-          </w:p>
-        </w:tc>
-      </w:tr>
-      <w:tr>
-        <w:trPr>
-          <w:trHeight w:val="560" w:hRule="auto"/>
-        </w:trPr>
-        <w:tc>
-          <w:tcPr>
-            <w:tcBorders>
-              <w:bottom w:val="none" w:sz="0" w:space="0" w:color="000000"/>
-              <w:top w:val="none" w:sz="0" w:space="0" w:color="000000"/>
-              <w:left w:val="none" w:sz="0" w:space="0" w:color="000000"/>
-              <w:right w:val="none" w:sz="0" w:space="0" w:color="000000"/>
-            </w:tcBorders>
-            <w:shd w:val="clear" w:color="auto" w:fill="FFFFFF"/>
-            <w:tcMar>
-              <w:top w:w="0" w:type="dxa"/>
-              <w:bottom w:w="0" w:type="dxa"/>
-              <w:left w:w="0" w:type="dxa"/>
-              <w:right w:w="0" w:type="dxa"/>
-            </w:tcMar>
-            <w:vAlign w:val="top"/>
-          </w:tcPr>
-          <w:p>
-            <w:pPr>
-              <w:pStyle w:val="Normal"/>
-              <w:jc w:val="left"/>
-              <w:pBdr>
-                <w:bottom w:val="none" w:sz="0" w:space="0" w:color="000000"/>
-                <w:top w:val="none" w:sz="0" w:space="0" w:color="000000"/>
-                <w:left w:val="none" w:sz="0" w:space="0" w:color="000000"/>
-                <w:right w:val="none" w:sz="0" w:space="0" w:color="000000"/>
-              </w:pBdr>
-              <w:spacing w:after="100" w:before="100" w:line="240"/>
-              <w:ind w:left="100" w:right="100" w:firstLine="0" w:firstLineChars="0"/>
-              <w:rPr>
-                <w:rFonts w:ascii="Times New Roman" w:hAnsi="Times New Roman" w:eastAsia="Times New Roman" w:cs="Times New Roman"/>
-                <w:i w:val="false"/>
-                <w:b w:val="true"/>
-                <w:u w:val="none"/>
-                <w:strike w:val="false"/>
-                <w:sz w:val="18"/>
-                <w:szCs w:val="18"/>
-                <w:color w:val="000000"/>
-              </w:rPr>
-            </w:pPr>
-            <w:r>
-              <w:rPr>
-                <w:rFonts w:ascii="Times New Roman" w:hAnsi="Times New Roman" w:eastAsia="Times New Roman" w:cs="Times New Roman"/>
-                <w:i w:val="false"/>
-                <w:b w:val="true"/>
-                <w:u w:val="none"/>
-                <w:strike w:val="false"/>
-                <w:sz w:val="18"/>
-                <w:szCs w:val="18"/>
-                <w:color w:val="000000"/>
-              </w:rPr>
-              <w:t xml:space="preserve">KRAS testing performed</w:t>
-            </w:r>
-          </w:p>
-        </w:tc>
-        <w:tc>
-          <w:tcPr>
-            <w:tcBorders>
-              <w:bottom w:val="none" w:sz="0" w:space="0" w:color="000000"/>
-              <w:top w:val="none" w:sz="0" w:space="0" w:color="000000"/>
-              <w:left w:val="none" w:sz="0" w:space="0" w:color="000000"/>
-              <w:right w:val="none" w:sz="0" w:space="0" w:color="000000"/>
-            </w:tcBorders>
-            <w:shd w:val="clear" w:color="auto" w:fill="FFFFFF"/>
-            <w:tcMar>
-              <w:top w:w="0" w:type="dxa"/>
-              <w:bottom w:w="0" w:type="dxa"/>
-              <w:left w:w="0" w:type="dxa"/>
-              <w:right w:w="0" w:type="dxa"/>
-            </w:tcMar>
-            <w:vAlign w:val="top"/>
-          </w:tcPr>
-          <w:p>
-            <w:pPr>
-              <w:pStyle w:val="Normal"/>
-              <w:jc w:val="center"/>
-              <w:pBdr>
-                <w:bottom w:val="none" w:sz="0" w:space="0" w:color="000000"/>
-                <w:top w:val="none" w:sz="0" w:space="0" w:color="000000"/>
-                <w:left w:val="none" w:sz="0" w:space="0" w:color="000000"/>
-                <w:right w:val="none" w:sz="0" w:space="0" w:color="000000"/>
-              </w:pBdr>
-              <w:spacing w:after="100" w:before="100" w:line="240"/>
-              <w:ind w:left="100" w:right="100" w:firstLine="0" w:firstLineChars="0"/>
-              <w:rPr>
-                <w:rFonts w:ascii="Times New Roman" w:hAnsi="Times New Roman" w:eastAsia="Times New Roman" w:cs="Times New Roman"/>
-                <w:i w:val="false"/>
-                <w:b w:val="false"/>
-                <w:u w:val="none"/>
-                <w:strike w:val="false"/>
-                <w:sz w:val="18"/>
-                <w:szCs w:val="18"/>
-                <w:color w:val="000000"/>
-              </w:rPr>
-            </w:pPr>
-            <w:r>
-              <w:rPr>
-                <w:rFonts w:ascii="Times New Roman" w:hAnsi="Times New Roman" w:eastAsia="Times New Roman" w:cs="Times New Roman"/>
-                <w:i w:val="false"/>
-                <w:b w:val="false"/>
-                <w:u w:val="none"/>
-                <w:strike w:val="false"/>
-                <w:sz w:val="18"/>
-                <w:szCs w:val="18"/>
-                <w:color w:val="000000"/>
-              </w:rPr>
-              <w:t xml:space="preserve"/>
-            </w:r>
-          </w:p>
-        </w:tc>
-        <w:tc>
-          <w:tcPr>
-            <w:tcBorders>
-              <w:bottom w:val="none" w:sz="0" w:space="0" w:color="000000"/>
-              <w:top w:val="none" w:sz="0" w:space="0" w:color="000000"/>
-              <w:left w:val="none" w:sz="0" w:space="0" w:color="000000"/>
-              <w:right w:val="none" w:sz="0" w:space="0" w:color="000000"/>
-            </w:tcBorders>
-            <w:shd w:val="clear" w:color="auto" w:fill="FFFFFF"/>
-            <w:tcMar>
-              <w:top w:w="0" w:type="dxa"/>
-              <w:bottom w:w="0" w:type="dxa"/>
-              <w:left w:w="0" w:type="dxa"/>
-              <w:right w:w="0" w:type="dxa"/>
-            </w:tcMar>
-            <w:vAlign w:val="top"/>
-          </w:tcPr>
-          <w:p>
-            <w:pPr>
-              <w:pStyle w:val="Normal"/>
-              <w:jc w:val="center"/>
-              <w:pBdr>
-                <w:bottom w:val="none" w:sz="0" w:space="0" w:color="000000"/>
-                <w:top w:val="none" w:sz="0" w:space="0" w:color="000000"/>
-                <w:left w:val="none" w:sz="0" w:space="0" w:color="000000"/>
-                <w:right w:val="none" w:sz="0" w:space="0" w:color="000000"/>
-              </w:pBdr>
-              <w:spacing w:after="100" w:before="100" w:line="240"/>
-              <w:ind w:left="100" w:right="100" w:firstLine="0" w:firstLineChars="0"/>
-              <w:rPr>
-                <w:rFonts w:ascii="Times New Roman" w:hAnsi="Times New Roman" w:eastAsia="Times New Roman" w:cs="Times New Roman"/>
-                <w:i w:val="false"/>
-                <w:b w:val="false"/>
-                <w:u w:val="none"/>
-                <w:strike w:val="false"/>
-                <w:sz w:val="18"/>
-                <w:szCs w:val="18"/>
-                <w:color w:val="000000"/>
-              </w:rPr>
-            </w:pPr>
-            <w:r>
-              <w:rPr>
-                <w:rFonts w:ascii="Times New Roman" w:hAnsi="Times New Roman" w:eastAsia="Times New Roman" w:cs="Times New Roman"/>
-                <w:i w:val="false"/>
-                <w:b w:val="false"/>
-                <w:u w:val="none"/>
-                <w:strike w:val="false"/>
-                <w:sz w:val="18"/>
-                <w:szCs w:val="18"/>
-                <w:color w:val="000000"/>
-              </w:rPr>
-              <w:t xml:space="preserve"/>
-            </w:r>
-          </w:p>
-        </w:tc>
-        <w:tc>
-          <w:tcPr>
-            <w:tcBorders>
-              <w:bottom w:val="none" w:sz="0" w:space="0" w:color="000000"/>
-              <w:top w:val="none" w:sz="0" w:space="0" w:color="000000"/>
-              <w:left w:val="none" w:sz="0" w:space="0" w:color="000000"/>
-              <w:right w:val="none" w:sz="0" w:space="0" w:color="000000"/>
-            </w:tcBorders>
-            <w:shd w:val="clear" w:color="auto" w:fill="FFFFFF"/>
-            <w:tcMar>
-              <w:top w:w="0" w:type="dxa"/>
-              <w:bottom w:w="0" w:type="dxa"/>
-              <w:left w:w="0" w:type="dxa"/>
-              <w:right w:w="0" w:type="dxa"/>
-            </w:tcMar>
-            <w:vAlign w:val="top"/>
-          </w:tcPr>
-          <w:p>
-            <w:pPr>
-              <w:pStyle w:val="Normal"/>
-              <w:jc w:val="center"/>
-              <w:pBdr>
-                <w:bottom w:val="none" w:sz="0" w:space="0" w:color="000000"/>
-                <w:top w:val="none" w:sz="0" w:space="0" w:color="000000"/>
-                <w:left w:val="none" w:sz="0" w:space="0" w:color="000000"/>
-                <w:right w:val="none" w:sz="0" w:space="0" w:color="000000"/>
-              </w:pBdr>
-              <w:spacing w:after="100" w:before="100" w:line="240"/>
-              <w:ind w:left="100" w:right="100" w:firstLine="0" w:firstLineChars="0"/>
-              <w:rPr>
-                <w:rFonts w:ascii="Times New Roman" w:hAnsi="Times New Roman" w:eastAsia="Times New Roman" w:cs="Times New Roman"/>
-                <w:i w:val="false"/>
-                <w:b w:val="false"/>
-                <w:u w:val="none"/>
-                <w:strike w:val="false"/>
-                <w:sz w:val="18"/>
-                <w:szCs w:val="18"/>
-                <w:color w:val="000000"/>
-              </w:rPr>
-            </w:pPr>
-            <w:r>
-              <w:rPr>
-                <w:rFonts w:ascii="Times New Roman" w:hAnsi="Times New Roman" w:eastAsia="Times New Roman" w:cs="Times New Roman"/>
-                <w:i w:val="false"/>
-                <w:b w:val="false"/>
-                <w:u w:val="none"/>
-                <w:strike w:val="false"/>
-                <w:sz w:val="18"/>
-                <w:szCs w:val="18"/>
-                <w:color w:val="000000"/>
-              </w:rPr>
-              <w:t xml:space="preserve"/>
-            </w:r>
-          </w:p>
-        </w:tc>
-        <w:tc>
-          <w:tcPr>
-            <w:tcBorders>
-              <w:bottom w:val="none" w:sz="0" w:space="0" w:color="000000"/>
-              <w:top w:val="none" w:sz="0" w:space="0" w:color="000000"/>
-              <w:left w:val="none" w:sz="0" w:space="0" w:color="000000"/>
-              <w:right w:val="none" w:sz="0" w:space="0" w:color="000000"/>
-            </w:tcBorders>
-            <w:shd w:val="clear" w:color="auto" w:fill="FFFFFF"/>
-            <w:tcMar>
-              <w:top w:w="0" w:type="dxa"/>
-              <w:bottom w:w="0" w:type="dxa"/>
-              <w:left w:w="0" w:type="dxa"/>
-              <w:right w:w="0" w:type="dxa"/>
-            </w:tcMar>
-            <w:vAlign w:val="top"/>
-          </w:tcPr>
-          <w:p>
-            <w:pPr>
-              <w:pStyle w:val="Normal"/>
-              <w:jc w:val="center"/>
-              <w:pBdr>
-                <w:bottom w:val="none" w:sz="0" w:space="0" w:color="000000"/>
-                <w:top w:val="none" w:sz="0" w:space="0" w:color="000000"/>
-                <w:left w:val="none" w:sz="0" w:space="0" w:color="000000"/>
-                <w:right w:val="none" w:sz="0" w:space="0" w:color="000000"/>
-              </w:pBdr>
-              <w:spacing w:after="100" w:before="100" w:line="240"/>
-              <w:ind w:left="100" w:right="100" w:firstLine="0" w:firstLineChars="0"/>
-              <w:rPr>
-                <w:rFonts w:ascii="Times New Roman" w:hAnsi="Times New Roman" w:eastAsia="Times New Roman" w:cs="Times New Roman"/>
-                <w:i w:val="false"/>
-                <w:b w:val="false"/>
-                <w:u w:val="none"/>
-                <w:strike w:val="false"/>
-                <w:sz w:val="18"/>
-                <w:szCs w:val="18"/>
-                <w:color w:val="000000"/>
-              </w:rPr>
-            </w:pPr>
-            <w:r>
-              <w:rPr>
-                <w:rFonts w:ascii="Times New Roman" w:hAnsi="Times New Roman" w:eastAsia="Times New Roman" w:cs="Times New Roman"/>
-                <w:i w:val="false"/>
-                <w:b w:val="false"/>
-                <w:u w:val="none"/>
-                <w:strike w:val="false"/>
-                <w:sz w:val="18"/>
-                <w:szCs w:val="18"/>
-                <w:color w:val="000000"/>
-              </w:rPr>
-              <w:t xml:space="preserve">0.104</w:t>
-            </w:r>
-          </w:p>
-        </w:tc>
-      </w:tr>
-      <w:tr>
-        <w:trPr>
-          <w:trHeight w:val="560" w:hRule="auto"/>
-        </w:trPr>
-        <w:tc>
-          <w:tcPr>
-            <w:tcBorders>
-              <w:bottom w:val="none" w:sz="0" w:space="0" w:color="000000"/>
-              <w:top w:val="none" w:sz="0" w:space="0" w:color="000000"/>
-              <w:left w:val="none" w:sz="0" w:space="0" w:color="000000"/>
-              <w:right w:val="none" w:sz="0" w:space="0" w:color="000000"/>
-            </w:tcBorders>
-            <w:shd w:val="clear" w:color="auto" w:fill="FFFFFF"/>
-            <w:tcMar>
-              <w:top w:w="0" w:type="dxa"/>
-              <w:bottom w:w="0" w:type="dxa"/>
-              <w:left w:w="0" w:type="dxa"/>
-              <w:right w:w="0" w:type="dxa"/>
-            </w:tcMar>
-            <w:vAlign w:val="top"/>
-          </w:tcPr>
-          <w:p>
-            <w:pPr>
-              <w:pStyle w:val="Normal"/>
-              <w:jc w:val="left"/>
-              <w:pBdr>
-                <w:bottom w:val="none" w:sz="0" w:space="0" w:color="000000"/>
-                <w:top w:val="none" w:sz="0" w:space="0" w:color="000000"/>
-                <w:left w:val="none" w:sz="0" w:space="0" w:color="000000"/>
-                <w:right w:val="none" w:sz="0" w:space="0" w:color="000000"/>
-              </w:pBdr>
-              <w:spacing w:after="100" w:before="100" w:line="240"/>
-              <w:ind w:left="300" w:right="100" w:firstLine="0" w:firstLineChars="0"/>
-              <w:rPr>
-                <w:rFonts w:ascii="Times New Roman" w:hAnsi="Times New Roman" w:eastAsia="Times New Roman" w:cs="Times New Roman"/>
-                <w:i w:val="false"/>
-                <w:b w:val="false"/>
-                <w:u w:val="none"/>
-                <w:strike w:val="false"/>
-                <w:sz w:val="18"/>
-                <w:szCs w:val="18"/>
-                <w:color w:val="000000"/>
-              </w:rPr>
-            </w:pPr>
-            <w:r>
-              <w:rPr>
-                <w:rFonts w:ascii="Times New Roman" w:hAnsi="Times New Roman" w:eastAsia="Times New Roman" w:cs="Times New Roman"/>
-                <w:i w:val="false"/>
-                <w:b w:val="false"/>
-                <w:u w:val="none"/>
-                <w:strike w:val="false"/>
-                <w:sz w:val="18"/>
-                <w:szCs w:val="18"/>
-                <w:color w:val="000000"/>
-              </w:rPr>
-              <w:t xml:space="preserve">No</w:t>
-            </w:r>
-          </w:p>
-        </w:tc>
-        <w:tc>
-          <w:tcPr>
-            <w:tcBorders>
-              <w:bottom w:val="none" w:sz="0" w:space="0" w:color="000000"/>
-              <w:top w:val="none" w:sz="0" w:space="0" w:color="000000"/>
-              <w:left w:val="none" w:sz="0" w:space="0" w:color="000000"/>
-              <w:right w:val="none" w:sz="0" w:space="0" w:color="000000"/>
-            </w:tcBorders>
-            <w:shd w:val="clear" w:color="auto" w:fill="FFFFFF"/>
-            <w:tcMar>
-              <w:top w:w="0" w:type="dxa"/>
-              <w:bottom w:w="0" w:type="dxa"/>
-              <w:left w:w="0" w:type="dxa"/>
-              <w:right w:w="0" w:type="dxa"/>
-            </w:tcMar>
-            <w:vAlign w:val="top"/>
-          </w:tcPr>
-          <w:p>
-            <w:pPr>
-              <w:pStyle w:val="Normal"/>
-              <w:jc w:val="center"/>
-              <w:pBdr>
-                <w:bottom w:val="none" w:sz="0" w:space="0" w:color="000000"/>
-                <w:top w:val="none" w:sz="0" w:space="0" w:color="000000"/>
-                <w:left w:val="none" w:sz="0" w:space="0" w:color="000000"/>
-                <w:right w:val="none" w:sz="0" w:space="0" w:color="000000"/>
-              </w:pBdr>
-              <w:spacing w:after="100" w:before="100" w:line="240"/>
-              <w:ind w:left="100" w:right="100" w:firstLine="0" w:firstLineChars="0"/>
-              <w:rPr>
-                <w:rFonts w:ascii="Times New Roman" w:hAnsi="Times New Roman" w:eastAsia="Times New Roman" w:cs="Times New Roman"/>
-                <w:i w:val="false"/>
-                <w:b w:val="false"/>
-                <w:u w:val="none"/>
-                <w:strike w:val="false"/>
-                <w:sz w:val="18"/>
-                <w:szCs w:val="18"/>
-                <w:color w:val="000000"/>
-              </w:rPr>
-            </w:pPr>
-            <w:r>
-              <w:rPr>
-                <w:rFonts w:ascii="Times New Roman" w:hAnsi="Times New Roman" w:eastAsia="Times New Roman" w:cs="Times New Roman"/>
-                <w:i w:val="false"/>
-                <w:b w:val="false"/>
-                <w:u w:val="none"/>
-                <w:strike w:val="false"/>
-                <w:sz w:val="18"/>
-                <w:szCs w:val="18"/>
-                <w:color w:val="000000"/>
-              </w:rPr>
-              <w:t xml:space="preserve">352 (88.0%)</w:t>
-            </w:r>
-          </w:p>
-        </w:tc>
-        <w:tc>
-          <w:tcPr>
-            <w:tcBorders>
-              <w:bottom w:val="none" w:sz="0" w:space="0" w:color="000000"/>
-              <w:top w:val="none" w:sz="0" w:space="0" w:color="000000"/>
-              <w:left w:val="none" w:sz="0" w:space="0" w:color="000000"/>
-              <w:right w:val="none" w:sz="0" w:space="0" w:color="000000"/>
-            </w:tcBorders>
-            <w:shd w:val="clear" w:color="auto" w:fill="FFFFFF"/>
-            <w:tcMar>
-              <w:top w:w="0" w:type="dxa"/>
-              <w:bottom w:w="0" w:type="dxa"/>
-              <w:left w:w="0" w:type="dxa"/>
-              <w:right w:w="0" w:type="dxa"/>
-            </w:tcMar>
-            <w:vAlign w:val="top"/>
-          </w:tcPr>
-          <w:p>
-            <w:pPr>
-              <w:pStyle w:val="Normal"/>
-              <w:jc w:val="center"/>
-              <w:pBdr>
-                <w:bottom w:val="none" w:sz="0" w:space="0" w:color="000000"/>
-                <w:top w:val="none" w:sz="0" w:space="0" w:color="000000"/>
-                <w:left w:val="none" w:sz="0" w:space="0" w:color="000000"/>
-                <w:right w:val="none" w:sz="0" w:space="0" w:color="000000"/>
-              </w:pBdr>
-              <w:spacing w:after="100" w:before="100" w:line="240"/>
-              <w:ind w:left="100" w:right="100" w:firstLine="0" w:firstLineChars="0"/>
-              <w:rPr>
-                <w:rFonts w:ascii="Times New Roman" w:hAnsi="Times New Roman" w:eastAsia="Times New Roman" w:cs="Times New Roman"/>
-                <w:i w:val="false"/>
-                <w:b w:val="false"/>
-                <w:u w:val="none"/>
-                <w:strike w:val="false"/>
-                <w:sz w:val="18"/>
-                <w:szCs w:val="18"/>
-                <w:color w:val="000000"/>
-              </w:rPr>
-            </w:pPr>
-            <w:r>
-              <w:rPr>
-                <w:rFonts w:ascii="Times New Roman" w:hAnsi="Times New Roman" w:eastAsia="Times New Roman" w:cs="Times New Roman"/>
-                <w:i w:val="false"/>
-                <w:b w:val="false"/>
-                <w:u w:val="none"/>
-                <w:strike w:val="false"/>
-                <w:sz w:val="18"/>
-                <w:szCs w:val="18"/>
-                <w:color w:val="000000"/>
-              </w:rPr>
-              <w:t xml:space="preserve">176 (85.4%)</w:t>
-            </w:r>
-          </w:p>
-        </w:tc>
-        <w:tc>
-          <w:tcPr>
-            <w:tcBorders>
-              <w:bottom w:val="none" w:sz="0" w:space="0" w:color="000000"/>
-              <w:top w:val="none" w:sz="0" w:space="0" w:color="000000"/>
-              <w:left w:val="none" w:sz="0" w:space="0" w:color="000000"/>
-              <w:right w:val="none" w:sz="0" w:space="0" w:color="000000"/>
-            </w:tcBorders>
-            <w:shd w:val="clear" w:color="auto" w:fill="FFFFFF"/>
-            <w:tcMar>
-              <w:top w:w="0" w:type="dxa"/>
-              <w:bottom w:w="0" w:type="dxa"/>
-              <w:left w:w="0" w:type="dxa"/>
-              <w:right w:w="0" w:type="dxa"/>
-            </w:tcMar>
-            <w:vAlign w:val="top"/>
-          </w:tcPr>
-          <w:p>
-            <w:pPr>
-              <w:pStyle w:val="Normal"/>
-              <w:jc w:val="center"/>
-              <w:pBdr>
-                <w:bottom w:val="none" w:sz="0" w:space="0" w:color="000000"/>
-                <w:top w:val="none" w:sz="0" w:space="0" w:color="000000"/>
-                <w:left w:val="none" w:sz="0" w:space="0" w:color="000000"/>
-                <w:right w:val="none" w:sz="0" w:space="0" w:color="000000"/>
-              </w:pBdr>
-              <w:spacing w:after="100" w:before="100" w:line="240"/>
-              <w:ind w:left="100" w:right="100" w:firstLine="0" w:firstLineChars="0"/>
-              <w:rPr>
-                <w:rFonts w:ascii="Times New Roman" w:hAnsi="Times New Roman" w:eastAsia="Times New Roman" w:cs="Times New Roman"/>
-                <w:i w:val="false"/>
-                <w:b w:val="false"/>
-                <w:u w:val="none"/>
-                <w:strike w:val="false"/>
-                <w:sz w:val="18"/>
-                <w:szCs w:val="18"/>
-                <w:color w:val="000000"/>
-              </w:rPr>
-            </w:pPr>
-            <w:r>
-              <w:rPr>
-                <w:rFonts w:ascii="Times New Roman" w:hAnsi="Times New Roman" w:eastAsia="Times New Roman" w:cs="Times New Roman"/>
-                <w:i w:val="false"/>
-                <w:b w:val="false"/>
-                <w:u w:val="none"/>
-                <w:strike w:val="false"/>
-                <w:sz w:val="18"/>
-                <w:szCs w:val="18"/>
-                <w:color w:val="000000"/>
-              </w:rPr>
-              <w:t xml:space="preserve">176 (90.7%)</w:t>
-            </w:r>
-          </w:p>
-        </w:tc>
-        <w:tc>
-          <w:tcPr>
-            <w:tcBorders>
-              <w:bottom w:val="none" w:sz="0" w:space="0" w:color="000000"/>
-              <w:top w:val="none" w:sz="0" w:space="0" w:color="000000"/>
-              <w:left w:val="none" w:sz="0" w:space="0" w:color="000000"/>
-              <w:right w:val="none" w:sz="0" w:space="0" w:color="000000"/>
-            </w:tcBorders>
-            <w:shd w:val="clear" w:color="auto" w:fill="FFFFFF"/>
-            <w:tcMar>
-              <w:top w:w="0" w:type="dxa"/>
-              <w:bottom w:w="0" w:type="dxa"/>
-              <w:left w:w="0" w:type="dxa"/>
-              <w:right w:w="0" w:type="dxa"/>
-            </w:tcMar>
-            <w:vAlign w:val="top"/>
-          </w:tcPr>
-          <w:p>
-            <w:pPr>
-              <w:pStyle w:val="Normal"/>
-              <w:jc w:val="center"/>
-              <w:pBdr>
-                <w:bottom w:val="none" w:sz="0" w:space="0" w:color="000000"/>
-                <w:top w:val="none" w:sz="0" w:space="0" w:color="000000"/>
-                <w:left w:val="none" w:sz="0" w:space="0" w:color="000000"/>
-                <w:right w:val="none" w:sz="0" w:space="0" w:color="000000"/>
-              </w:pBdr>
-              <w:spacing w:after="100" w:before="100" w:line="240"/>
-              <w:ind w:left="100" w:right="100" w:firstLine="0" w:firstLineChars="0"/>
-              <w:rPr>
-                <w:rFonts w:ascii="Times New Roman" w:hAnsi="Times New Roman" w:eastAsia="Times New Roman" w:cs="Times New Roman"/>
-                <w:i w:val="false"/>
-                <w:b w:val="false"/>
-                <w:u w:val="none"/>
-                <w:strike w:val="false"/>
-                <w:sz w:val="18"/>
-                <w:szCs w:val="18"/>
-                <w:color w:val="000000"/>
-              </w:rPr>
-            </w:pPr>
-            <w:r>
-              <w:rPr>
-                <w:rFonts w:ascii="Times New Roman" w:hAnsi="Times New Roman" w:eastAsia="Times New Roman" w:cs="Times New Roman"/>
-                <w:i w:val="false"/>
-                <w:b w:val="false"/>
-                <w:u w:val="none"/>
-                <w:strike w:val="false"/>
-                <w:sz w:val="18"/>
-                <w:szCs w:val="18"/>
-                <w:color w:val="000000"/>
-              </w:rPr>
-              <w:t xml:space="preserve"/>
-            </w:r>
-          </w:p>
-        </w:tc>
-      </w:tr>
-      <w:tr>
-        <w:trPr>
-          <w:trHeight w:val="560" w:hRule="auto"/>
-        </w:trPr>
-        <w:tc>
-          <w:tcPr>
-            <w:tcBorders>
-              <w:bottom w:val="none" w:sz="0" w:space="0" w:color="000000"/>
-              <w:top w:val="none" w:sz="0" w:space="0" w:color="000000"/>
-              <w:left w:val="none" w:sz="0" w:space="0" w:color="000000"/>
-              <w:right w:val="none" w:sz="0" w:space="0" w:color="000000"/>
-            </w:tcBorders>
-            <w:shd w:val="clear" w:color="auto" w:fill="FFFFFF"/>
-            <w:tcMar>
-              <w:top w:w="0" w:type="dxa"/>
-              <w:bottom w:w="0" w:type="dxa"/>
-              <w:left w:w="0" w:type="dxa"/>
-              <w:right w:w="0" w:type="dxa"/>
-            </w:tcMar>
-            <w:vAlign w:val="top"/>
-          </w:tcPr>
-          <w:p>
-            <w:pPr>
-              <w:pStyle w:val="Normal"/>
-              <w:jc w:val="left"/>
-              <w:pBdr>
-                <w:bottom w:val="none" w:sz="0" w:space="0" w:color="000000"/>
-                <w:top w:val="none" w:sz="0" w:space="0" w:color="000000"/>
-                <w:left w:val="none" w:sz="0" w:space="0" w:color="000000"/>
-                <w:right w:val="none" w:sz="0" w:space="0" w:color="000000"/>
-              </w:pBdr>
-              <w:spacing w:after="100" w:before="100" w:line="240"/>
-              <w:ind w:left="300" w:right="100" w:firstLine="0" w:firstLineChars="0"/>
-              <w:rPr>
-                <w:rFonts w:ascii="Times New Roman" w:hAnsi="Times New Roman" w:eastAsia="Times New Roman" w:cs="Times New Roman"/>
-                <w:i w:val="false"/>
-                <w:b w:val="false"/>
-                <w:u w:val="none"/>
-                <w:strike w:val="false"/>
-                <w:sz w:val="18"/>
-                <w:szCs w:val="18"/>
-                <w:color w:val="000000"/>
-              </w:rPr>
-            </w:pPr>
-            <w:r>
-              <w:rPr>
-                <w:rFonts w:ascii="Times New Roman" w:hAnsi="Times New Roman" w:eastAsia="Times New Roman" w:cs="Times New Roman"/>
-                <w:i w:val="false"/>
-                <w:b w:val="false"/>
-                <w:u w:val="none"/>
-                <w:strike w:val="false"/>
-                <w:sz w:val="18"/>
-                <w:szCs w:val="18"/>
-                <w:color w:val="000000"/>
-              </w:rPr>
-              <w:t xml:space="preserve">Yes</w:t>
-            </w:r>
-          </w:p>
-        </w:tc>
-        <w:tc>
-          <w:tcPr>
-            <w:tcBorders>
-              <w:bottom w:val="none" w:sz="0" w:space="0" w:color="000000"/>
-              <w:top w:val="none" w:sz="0" w:space="0" w:color="000000"/>
-              <w:left w:val="none" w:sz="0" w:space="0" w:color="000000"/>
-              <w:right w:val="none" w:sz="0" w:space="0" w:color="000000"/>
-            </w:tcBorders>
-            <w:shd w:val="clear" w:color="auto" w:fill="FFFFFF"/>
-            <w:tcMar>
-              <w:top w:w="0" w:type="dxa"/>
-              <w:bottom w:w="0" w:type="dxa"/>
-              <w:left w:w="0" w:type="dxa"/>
-              <w:right w:w="0" w:type="dxa"/>
-            </w:tcMar>
-            <w:vAlign w:val="top"/>
-          </w:tcPr>
-          <w:p>
-            <w:pPr>
-              <w:pStyle w:val="Normal"/>
-              <w:jc w:val="center"/>
-              <w:pBdr>
-                <w:bottom w:val="none" w:sz="0" w:space="0" w:color="000000"/>
-                <w:top w:val="none" w:sz="0" w:space="0" w:color="000000"/>
-                <w:left w:val="none" w:sz="0" w:space="0" w:color="000000"/>
-                <w:right w:val="none" w:sz="0" w:space="0" w:color="000000"/>
-              </w:pBdr>
-              <w:spacing w:after="100" w:before="100" w:line="240"/>
-              <w:ind w:left="100" w:right="100" w:firstLine="0" w:firstLineChars="0"/>
-              <w:rPr>
-                <w:rFonts w:ascii="Times New Roman" w:hAnsi="Times New Roman" w:eastAsia="Times New Roman" w:cs="Times New Roman"/>
-                <w:i w:val="false"/>
-                <w:b w:val="false"/>
-                <w:u w:val="none"/>
-                <w:strike w:val="false"/>
-                <w:sz w:val="18"/>
-                <w:szCs w:val="18"/>
-                <w:color w:val="000000"/>
-              </w:rPr>
-            </w:pPr>
-            <w:r>
-              <w:rPr>
-                <w:rFonts w:ascii="Times New Roman" w:hAnsi="Times New Roman" w:eastAsia="Times New Roman" w:cs="Times New Roman"/>
-                <w:i w:val="false"/>
-                <w:b w:val="false"/>
-                <w:u w:val="none"/>
-                <w:strike w:val="false"/>
-                <w:sz w:val="18"/>
-                <w:szCs w:val="18"/>
-                <w:color w:val="000000"/>
-              </w:rPr>
-              <w:t xml:space="preserve">48 (12.0%)</w:t>
-            </w:r>
-          </w:p>
-        </w:tc>
-        <w:tc>
-          <w:tcPr>
-            <w:tcBorders>
-              <w:bottom w:val="none" w:sz="0" w:space="0" w:color="000000"/>
-              <w:top w:val="none" w:sz="0" w:space="0" w:color="000000"/>
-              <w:left w:val="none" w:sz="0" w:space="0" w:color="000000"/>
-              <w:right w:val="none" w:sz="0" w:space="0" w:color="000000"/>
-            </w:tcBorders>
-            <w:shd w:val="clear" w:color="auto" w:fill="FFFFFF"/>
-            <w:tcMar>
-              <w:top w:w="0" w:type="dxa"/>
-              <w:bottom w:w="0" w:type="dxa"/>
-              <w:left w:w="0" w:type="dxa"/>
-              <w:right w:w="0" w:type="dxa"/>
-            </w:tcMar>
-            <w:vAlign w:val="top"/>
-          </w:tcPr>
-          <w:p>
-            <w:pPr>
-              <w:pStyle w:val="Normal"/>
-              <w:jc w:val="center"/>
-              <w:pBdr>
-                <w:bottom w:val="none" w:sz="0" w:space="0" w:color="000000"/>
-                <w:top w:val="none" w:sz="0" w:space="0" w:color="000000"/>
-                <w:left w:val="none" w:sz="0" w:space="0" w:color="000000"/>
-                <w:right w:val="none" w:sz="0" w:space="0" w:color="000000"/>
-              </w:pBdr>
-              <w:spacing w:after="100" w:before="100" w:line="240"/>
-              <w:ind w:left="100" w:right="100" w:firstLine="0" w:firstLineChars="0"/>
-              <w:rPr>
-                <w:rFonts w:ascii="Times New Roman" w:hAnsi="Times New Roman" w:eastAsia="Times New Roman" w:cs="Times New Roman"/>
-                <w:i w:val="false"/>
-                <w:b w:val="false"/>
-                <w:u w:val="none"/>
-                <w:strike w:val="false"/>
-                <w:sz w:val="18"/>
-                <w:szCs w:val="18"/>
-                <w:color w:val="000000"/>
-              </w:rPr>
-            </w:pPr>
-            <w:r>
-              <w:rPr>
-                <w:rFonts w:ascii="Times New Roman" w:hAnsi="Times New Roman" w:eastAsia="Times New Roman" w:cs="Times New Roman"/>
-                <w:i w:val="false"/>
-                <w:b w:val="false"/>
-                <w:u w:val="none"/>
-                <w:strike w:val="false"/>
-                <w:sz w:val="18"/>
-                <w:szCs w:val="18"/>
-                <w:color w:val="000000"/>
-              </w:rPr>
-              <w:t xml:space="preserve">30 (14.6%)</w:t>
-            </w:r>
-          </w:p>
-        </w:tc>
-        <w:tc>
-          <w:tcPr>
-            <w:tcBorders>
-              <w:bottom w:val="none" w:sz="0" w:space="0" w:color="000000"/>
-              <w:top w:val="none" w:sz="0" w:space="0" w:color="000000"/>
-              <w:left w:val="none" w:sz="0" w:space="0" w:color="000000"/>
-              <w:right w:val="none" w:sz="0" w:space="0" w:color="000000"/>
-            </w:tcBorders>
-            <w:shd w:val="clear" w:color="auto" w:fill="FFFFFF"/>
-            <w:tcMar>
-              <w:top w:w="0" w:type="dxa"/>
-              <w:bottom w:w="0" w:type="dxa"/>
-              <w:left w:w="0" w:type="dxa"/>
-              <w:right w:w="0" w:type="dxa"/>
-            </w:tcMar>
-            <w:vAlign w:val="top"/>
-          </w:tcPr>
-          <w:p>
-            <w:pPr>
-              <w:pStyle w:val="Normal"/>
-              <w:jc w:val="center"/>
-              <w:pBdr>
-                <w:bottom w:val="none" w:sz="0" w:space="0" w:color="000000"/>
-                <w:top w:val="none" w:sz="0" w:space="0" w:color="000000"/>
-                <w:left w:val="none" w:sz="0" w:space="0" w:color="000000"/>
-                <w:right w:val="none" w:sz="0" w:space="0" w:color="000000"/>
-              </w:pBdr>
-              <w:spacing w:after="100" w:before="100" w:line="240"/>
-              <w:ind w:left="100" w:right="100" w:firstLine="0" w:firstLineChars="0"/>
-              <w:rPr>
-                <w:rFonts w:ascii="Times New Roman" w:hAnsi="Times New Roman" w:eastAsia="Times New Roman" w:cs="Times New Roman"/>
-                <w:i w:val="false"/>
-                <w:b w:val="false"/>
-                <w:u w:val="none"/>
-                <w:strike w:val="false"/>
-                <w:sz w:val="18"/>
-                <w:szCs w:val="18"/>
-                <w:color w:val="000000"/>
-              </w:rPr>
-            </w:pPr>
-            <w:r>
-              <w:rPr>
-                <w:rFonts w:ascii="Times New Roman" w:hAnsi="Times New Roman" w:eastAsia="Times New Roman" w:cs="Times New Roman"/>
-                <w:i w:val="false"/>
-                <w:b w:val="false"/>
-                <w:u w:val="none"/>
-                <w:strike w:val="false"/>
-                <w:sz w:val="18"/>
-                <w:szCs w:val="18"/>
-                <w:color w:val="000000"/>
-              </w:rPr>
-              <w:t xml:space="preserve">18 (9.3%)</w:t>
-            </w:r>
-          </w:p>
-        </w:tc>
-        <w:tc>
-          <w:tcPr>
-            <w:tcBorders>
-              <w:bottom w:val="none" w:sz="0" w:space="0" w:color="000000"/>
-              <w:top w:val="none" w:sz="0" w:space="0" w:color="000000"/>
-              <w:left w:val="none" w:sz="0" w:space="0" w:color="000000"/>
-              <w:right w:val="none" w:sz="0" w:space="0" w:color="000000"/>
-            </w:tcBorders>
-            <w:shd w:val="clear" w:color="auto" w:fill="FFFFFF"/>
-            <w:tcMar>
-              <w:top w:w="0" w:type="dxa"/>
-              <w:bottom w:w="0" w:type="dxa"/>
-              <w:left w:w="0" w:type="dxa"/>
-              <w:right w:w="0" w:type="dxa"/>
-            </w:tcMar>
-            <w:vAlign w:val="top"/>
-          </w:tcPr>
-          <w:p>
-            <w:pPr>
-              <w:pStyle w:val="Normal"/>
-              <w:jc w:val="center"/>
-              <w:pBdr>
-                <w:bottom w:val="none" w:sz="0" w:space="0" w:color="000000"/>
-                <w:top w:val="none" w:sz="0" w:space="0" w:color="000000"/>
-                <w:left w:val="none" w:sz="0" w:space="0" w:color="000000"/>
-                <w:right w:val="none" w:sz="0" w:space="0" w:color="000000"/>
-              </w:pBdr>
-              <w:spacing w:after="100" w:before="100" w:line="240"/>
-              <w:ind w:left="100" w:right="100" w:firstLine="0" w:firstLineChars="0"/>
-              <w:rPr>
-                <w:rFonts w:ascii="Times New Roman" w:hAnsi="Times New Roman" w:eastAsia="Times New Roman" w:cs="Times New Roman"/>
-                <w:i w:val="false"/>
-                <w:b w:val="false"/>
-                <w:u w:val="none"/>
-                <w:strike w:val="false"/>
-                <w:sz w:val="18"/>
-                <w:szCs w:val="18"/>
-                <w:color w:val="000000"/>
-              </w:rPr>
-            </w:pPr>
-            <w:r>
-              <w:rPr>
-                <w:rFonts w:ascii="Times New Roman" w:hAnsi="Times New Roman" w:eastAsia="Times New Roman" w:cs="Times New Roman"/>
-                <w:i w:val="false"/>
-                <w:b w:val="false"/>
-                <w:u w:val="none"/>
-                <w:strike w:val="false"/>
-                <w:sz w:val="18"/>
-                <w:szCs w:val="18"/>
-                <w:color w:val="000000"/>
-              </w:rPr>
-              <w:t xml:space="preserve"/>
-            </w:r>
-          </w:p>
-        </w:tc>
-      </w:tr>
-      <w:tr>
-        <w:trPr>
-          <w:trHeight w:val="560" w:hRule="auto"/>
-        </w:trPr>
-        <w:tc>
-          <w:tcPr>
-            <w:tcBorders>
-              <w:bottom w:val="none" w:sz="0" w:space="0" w:color="000000"/>
-              <w:top w:val="none" w:sz="0" w:space="0" w:color="000000"/>
-              <w:left w:val="none" w:sz="0" w:space="0" w:color="000000"/>
-              <w:right w:val="none" w:sz="0" w:space="0" w:color="000000"/>
-            </w:tcBorders>
-            <w:shd w:val="clear" w:color="auto" w:fill="FFFFFF"/>
-            <w:tcMar>
-              <w:top w:w="0" w:type="dxa"/>
-              <w:bottom w:w="0" w:type="dxa"/>
-              <w:left w:w="0" w:type="dxa"/>
-              <w:right w:w="0" w:type="dxa"/>
-            </w:tcMar>
-            <w:vAlign w:val="top"/>
-          </w:tcPr>
-          <w:p>
-            <w:pPr>
-              <w:pStyle w:val="Normal"/>
-              <w:jc w:val="left"/>
-              <w:pBdr>
-                <w:bottom w:val="none" w:sz="0" w:space="0" w:color="000000"/>
-                <w:top w:val="none" w:sz="0" w:space="0" w:color="000000"/>
-                <w:left w:val="none" w:sz="0" w:space="0" w:color="000000"/>
-                <w:right w:val="none" w:sz="0" w:space="0" w:color="000000"/>
-              </w:pBdr>
-              <w:spacing w:after="100" w:before="100" w:line="240"/>
-              <w:ind w:left="300" w:right="100" w:firstLine="0" w:firstLineChars="0"/>
-              <w:rPr>
-                <w:rFonts w:ascii="Times New Roman" w:hAnsi="Times New Roman" w:eastAsia="Times New Roman" w:cs="Times New Roman"/>
-                <w:i w:val="false"/>
-                <w:b w:val="false"/>
-                <w:u w:val="none"/>
-                <w:strike w:val="false"/>
-                <w:sz w:val="18"/>
-                <w:szCs w:val="18"/>
-                <w:color w:val="000000"/>
-              </w:rPr>
-            </w:pPr>
-            <w:r>
-              <w:rPr>
-                <w:rFonts w:ascii="Times New Roman" w:hAnsi="Times New Roman" w:eastAsia="Times New Roman" w:cs="Times New Roman"/>
-                <w:i w:val="false"/>
-                <w:b w:val="false"/>
-                <w:u w:val="none"/>
-                <w:strike w:val="false"/>
-                <w:sz w:val="18"/>
-                <w:szCs w:val="18"/>
-                <w:color w:val="000000"/>
-              </w:rPr>
-              <w:t xml:space="preserve">Missing</w:t>
-            </w:r>
-          </w:p>
-        </w:tc>
-        <w:tc>
-          <w:tcPr>
-            <w:tcBorders>
-              <w:bottom w:val="none" w:sz="0" w:space="0" w:color="000000"/>
-              <w:top w:val="none" w:sz="0" w:space="0" w:color="000000"/>
-              <w:left w:val="none" w:sz="0" w:space="0" w:color="000000"/>
-              <w:right w:val="none" w:sz="0" w:space="0" w:color="000000"/>
-            </w:tcBorders>
-            <w:shd w:val="clear" w:color="auto" w:fill="FFFFFF"/>
-            <w:tcMar>
-              <w:top w:w="0" w:type="dxa"/>
-              <w:bottom w:w="0" w:type="dxa"/>
-              <w:left w:w="0" w:type="dxa"/>
-              <w:right w:w="0" w:type="dxa"/>
-            </w:tcMar>
-            <w:vAlign w:val="top"/>
-          </w:tcPr>
-          <w:p>
-            <w:pPr>
-              <w:pStyle w:val="Normal"/>
-              <w:jc w:val="center"/>
-              <w:pBdr>
-                <w:bottom w:val="none" w:sz="0" w:space="0" w:color="000000"/>
-                <w:top w:val="none" w:sz="0" w:space="0" w:color="000000"/>
-                <w:left w:val="none" w:sz="0" w:space="0" w:color="000000"/>
-                <w:right w:val="none" w:sz="0" w:space="0" w:color="000000"/>
-              </w:pBdr>
-              <w:spacing w:after="100" w:before="100" w:line="240"/>
-              <w:ind w:left="100" w:right="100" w:firstLine="0" w:firstLineChars="0"/>
-              <w:rPr>
-                <w:rFonts w:ascii="Times New Roman" w:hAnsi="Times New Roman" w:eastAsia="Times New Roman" w:cs="Times New Roman"/>
-                <w:i w:val="false"/>
-                <w:b w:val="false"/>
-                <w:u w:val="none"/>
-                <w:strike w:val="false"/>
-                <w:sz w:val="18"/>
-                <w:szCs w:val="18"/>
-                <w:color w:val="000000"/>
-              </w:rPr>
-            </w:pPr>
-            <w:r>
-              <w:rPr>
-                <w:rFonts w:ascii="Times New Roman" w:hAnsi="Times New Roman" w:eastAsia="Times New Roman" w:cs="Times New Roman"/>
-                <w:i w:val="false"/>
-                <w:b w:val="false"/>
-                <w:u w:val="none"/>
-                <w:strike w:val="false"/>
-                <w:sz w:val="18"/>
-                <w:szCs w:val="18"/>
-                <w:color w:val="000000"/>
-              </w:rPr>
-              <w:t xml:space="preserve">36</w:t>
-            </w:r>
-          </w:p>
-        </w:tc>
-        <w:tc>
-          <w:tcPr>
-            <w:tcBorders>
-              <w:bottom w:val="none" w:sz="0" w:space="0" w:color="000000"/>
-              <w:top w:val="none" w:sz="0" w:space="0" w:color="000000"/>
-              <w:left w:val="none" w:sz="0" w:space="0" w:color="000000"/>
-              <w:right w:val="none" w:sz="0" w:space="0" w:color="000000"/>
-            </w:tcBorders>
-            <w:shd w:val="clear" w:color="auto" w:fill="FFFFFF"/>
-            <w:tcMar>
-              <w:top w:w="0" w:type="dxa"/>
-              <w:bottom w:w="0" w:type="dxa"/>
-              <w:left w:w="0" w:type="dxa"/>
-              <w:right w:w="0" w:type="dxa"/>
-            </w:tcMar>
-            <w:vAlign w:val="top"/>
-          </w:tcPr>
-          <w:p>
-            <w:pPr>
-              <w:pStyle w:val="Normal"/>
-              <w:jc w:val="center"/>
-              <w:pBdr>
-                <w:bottom w:val="none" w:sz="0" w:space="0" w:color="000000"/>
-                <w:top w:val="none" w:sz="0" w:space="0" w:color="000000"/>
-                <w:left w:val="none" w:sz="0" w:space="0" w:color="000000"/>
-                <w:right w:val="none" w:sz="0" w:space="0" w:color="000000"/>
-              </w:pBdr>
-              <w:spacing w:after="100" w:before="100" w:line="240"/>
-              <w:ind w:left="100" w:right="100" w:firstLine="0" w:firstLineChars="0"/>
-              <w:rPr>
-                <w:rFonts w:ascii="Times New Roman" w:hAnsi="Times New Roman" w:eastAsia="Times New Roman" w:cs="Times New Roman"/>
-                <w:i w:val="false"/>
-                <w:b w:val="false"/>
-                <w:u w:val="none"/>
-                <w:strike w:val="false"/>
-                <w:sz w:val="18"/>
-                <w:szCs w:val="18"/>
-                <w:color w:val="000000"/>
-              </w:rPr>
-            </w:pPr>
-            <w:r>
-              <w:rPr>
-                <w:rFonts w:ascii="Times New Roman" w:hAnsi="Times New Roman" w:eastAsia="Times New Roman" w:cs="Times New Roman"/>
-                <w:i w:val="false"/>
-                <w:b w:val="false"/>
-                <w:u w:val="none"/>
-                <w:strike w:val="false"/>
-                <w:sz w:val="18"/>
-                <w:szCs w:val="18"/>
-                <w:color w:val="000000"/>
-              </w:rPr>
-              <w:t xml:space="preserve">14</w:t>
-            </w:r>
-          </w:p>
-        </w:tc>
-        <w:tc>
-          <w:tcPr>
-            <w:tcBorders>
-              <w:bottom w:val="none" w:sz="0" w:space="0" w:color="000000"/>
-              <w:top w:val="none" w:sz="0" w:space="0" w:color="000000"/>
-              <w:left w:val="none" w:sz="0" w:space="0" w:color="000000"/>
-              <w:right w:val="none" w:sz="0" w:space="0" w:color="000000"/>
-            </w:tcBorders>
-            <w:shd w:val="clear" w:color="auto" w:fill="FFFFFF"/>
-            <w:tcMar>
-              <w:top w:w="0" w:type="dxa"/>
-              <w:bottom w:w="0" w:type="dxa"/>
-              <w:left w:w="0" w:type="dxa"/>
-              <w:right w:w="0" w:type="dxa"/>
-            </w:tcMar>
-            <w:vAlign w:val="top"/>
-          </w:tcPr>
-          <w:p>
-            <w:pPr>
-              <w:pStyle w:val="Normal"/>
-              <w:jc w:val="center"/>
-              <w:pBdr>
-                <w:bottom w:val="none" w:sz="0" w:space="0" w:color="000000"/>
-                <w:top w:val="none" w:sz="0" w:space="0" w:color="000000"/>
-                <w:left w:val="none" w:sz="0" w:space="0" w:color="000000"/>
-                <w:right w:val="none" w:sz="0" w:space="0" w:color="000000"/>
-              </w:pBdr>
-              <w:spacing w:after="100" w:before="100" w:line="240"/>
-              <w:ind w:left="100" w:right="100" w:firstLine="0" w:firstLineChars="0"/>
-              <w:rPr>
-                <w:rFonts w:ascii="Times New Roman" w:hAnsi="Times New Roman" w:eastAsia="Times New Roman" w:cs="Times New Roman"/>
-                <w:i w:val="false"/>
-                <w:b w:val="false"/>
-                <w:u w:val="none"/>
-                <w:strike w:val="false"/>
-                <w:sz w:val="18"/>
-                <w:szCs w:val="18"/>
-                <w:color w:val="000000"/>
-              </w:rPr>
-            </w:pPr>
-            <w:r>
-              <w:rPr>
-                <w:rFonts w:ascii="Times New Roman" w:hAnsi="Times New Roman" w:eastAsia="Times New Roman" w:cs="Times New Roman"/>
-                <w:i w:val="false"/>
-                <w:b w:val="false"/>
-                <w:u w:val="none"/>
-                <w:strike w:val="false"/>
-                <w:sz w:val="18"/>
-                <w:szCs w:val="18"/>
-                <w:color w:val="000000"/>
-              </w:rPr>
-              <w:t xml:space="preserve">22</w:t>
-            </w:r>
-          </w:p>
-        </w:tc>
-        <w:tc>
-          <w:tcPr>
-            <w:tcBorders>
-              <w:bottom w:val="none" w:sz="0" w:space="0" w:color="000000"/>
-              <w:top w:val="none" w:sz="0" w:space="0" w:color="000000"/>
-              <w:left w:val="none" w:sz="0" w:space="0" w:color="000000"/>
-              <w:right w:val="none" w:sz="0" w:space="0" w:color="000000"/>
-            </w:tcBorders>
-            <w:shd w:val="clear" w:color="auto" w:fill="FFFFFF"/>
-            <w:tcMar>
-              <w:top w:w="0" w:type="dxa"/>
-              <w:bottom w:w="0" w:type="dxa"/>
-              <w:left w:w="0" w:type="dxa"/>
-              <w:right w:w="0" w:type="dxa"/>
-            </w:tcMar>
-            <w:vAlign w:val="top"/>
-          </w:tcPr>
-          <w:p>
-            <w:pPr>
-              <w:pStyle w:val="Normal"/>
-              <w:jc w:val="center"/>
-              <w:pBdr>
-                <w:bottom w:val="none" w:sz="0" w:space="0" w:color="000000"/>
-                <w:top w:val="none" w:sz="0" w:space="0" w:color="000000"/>
-                <w:left w:val="none" w:sz="0" w:space="0" w:color="000000"/>
-                <w:right w:val="none" w:sz="0" w:space="0" w:color="000000"/>
-              </w:pBdr>
-              <w:spacing w:after="100" w:before="100" w:line="240"/>
-              <w:ind w:left="100" w:right="100" w:firstLine="0" w:firstLineChars="0"/>
-              <w:rPr>
-                <w:rFonts w:ascii="Times New Roman" w:hAnsi="Times New Roman" w:eastAsia="Times New Roman" w:cs="Times New Roman"/>
-                <w:i w:val="false"/>
-                <w:b w:val="false"/>
-                <w:u w:val="none"/>
-                <w:strike w:val="false"/>
-                <w:sz w:val="18"/>
-                <w:szCs w:val="18"/>
-                <w:color w:val="000000"/>
-              </w:rPr>
-            </w:pPr>
-            <w:r>
-              <w:rPr>
-                <w:rFonts w:ascii="Times New Roman" w:hAnsi="Times New Roman" w:eastAsia="Times New Roman" w:cs="Times New Roman"/>
-                <w:i w:val="false"/>
-                <w:b w:val="false"/>
-                <w:u w:val="none"/>
-                <w:strike w:val="false"/>
-                <w:sz w:val="18"/>
-                <w:szCs w:val="18"/>
-                <w:color w:val="000000"/>
-              </w:rPr>
-              <w:t xml:space="preserve"/>
-            </w:r>
-          </w:p>
-        </w:tc>
-      </w:tr>
-      <w:tr>
-        <w:trPr>
-          <w:trHeight w:val="560" w:hRule="auto"/>
-        </w:trPr>
-        <w:tc>
-          <w:tcPr>
-            <w:tcBorders>
-              <w:bottom w:val="none" w:sz="0" w:space="0" w:color="000000"/>
-              <w:top w:val="none" w:sz="0" w:space="0" w:color="000000"/>
-              <w:left w:val="none" w:sz="0" w:space="0" w:color="000000"/>
-              <w:right w:val="none" w:sz="0" w:space="0" w:color="000000"/>
-            </w:tcBorders>
-            <w:shd w:val="clear" w:color="auto" w:fill="FFFFFF"/>
-            <w:tcMar>
-              <w:top w:w="0" w:type="dxa"/>
-              <w:bottom w:w="0" w:type="dxa"/>
-              <w:left w:w="0" w:type="dxa"/>
-              <w:right w:w="0" w:type="dxa"/>
-            </w:tcMar>
-            <w:vAlign w:val="top"/>
-          </w:tcPr>
-          <w:p>
-            <w:pPr>
-              <w:pStyle w:val="Normal"/>
-              <w:jc w:val="left"/>
-              <w:pBdr>
-                <w:bottom w:val="none" w:sz="0" w:space="0" w:color="000000"/>
-                <w:top w:val="none" w:sz="0" w:space="0" w:color="000000"/>
-                <w:left w:val="none" w:sz="0" w:space="0" w:color="000000"/>
-                <w:right w:val="none" w:sz="0" w:space="0" w:color="000000"/>
-              </w:pBdr>
-              <w:spacing w:after="100" w:before="100" w:line="240"/>
-              <w:ind w:left="100" w:right="100" w:firstLine="0" w:firstLineChars="0"/>
-              <w:rPr>
-                <w:rFonts w:ascii="Times New Roman" w:hAnsi="Times New Roman" w:eastAsia="Times New Roman" w:cs="Times New Roman"/>
-                <w:i w:val="false"/>
-                <w:b w:val="true"/>
-                <w:u w:val="none"/>
-                <w:strike w:val="false"/>
-                <w:sz w:val="18"/>
-                <w:szCs w:val="18"/>
-                <w:color w:val="000000"/>
-              </w:rPr>
-            </w:pPr>
-            <w:r>
-              <w:rPr>
-                <w:rFonts w:ascii="Times New Roman" w:hAnsi="Times New Roman" w:eastAsia="Times New Roman" w:cs="Times New Roman"/>
-                <w:i w:val="false"/>
-                <w:b w:val="true"/>
-                <w:u w:val="none"/>
-                <w:strike w:val="false"/>
-                <w:sz w:val="18"/>
-                <w:szCs w:val="18"/>
-                <w:color w:val="000000"/>
-              </w:rPr>
-              <w:t xml:space="preserve">BRAF testing performed</w:t>
-            </w:r>
-          </w:p>
-        </w:tc>
-        <w:tc>
-          <w:tcPr>
-            <w:tcBorders>
-              <w:bottom w:val="none" w:sz="0" w:space="0" w:color="000000"/>
-              <w:top w:val="none" w:sz="0" w:space="0" w:color="000000"/>
-              <w:left w:val="none" w:sz="0" w:space="0" w:color="000000"/>
-              <w:right w:val="none" w:sz="0" w:space="0" w:color="000000"/>
-            </w:tcBorders>
-            <w:shd w:val="clear" w:color="auto" w:fill="FFFFFF"/>
-            <w:tcMar>
-              <w:top w:w="0" w:type="dxa"/>
-              <w:bottom w:w="0" w:type="dxa"/>
-              <w:left w:w="0" w:type="dxa"/>
-              <w:right w:w="0" w:type="dxa"/>
-            </w:tcMar>
-            <w:vAlign w:val="top"/>
-          </w:tcPr>
-          <w:p>
-            <w:pPr>
-              <w:pStyle w:val="Normal"/>
-              <w:jc w:val="center"/>
-              <w:pBdr>
-                <w:bottom w:val="none" w:sz="0" w:space="0" w:color="000000"/>
-                <w:top w:val="none" w:sz="0" w:space="0" w:color="000000"/>
-                <w:left w:val="none" w:sz="0" w:space="0" w:color="000000"/>
-                <w:right w:val="none" w:sz="0" w:space="0" w:color="000000"/>
-              </w:pBdr>
-              <w:spacing w:after="100" w:before="100" w:line="240"/>
-              <w:ind w:left="100" w:right="100" w:firstLine="0" w:firstLineChars="0"/>
-              <w:rPr>
-                <w:rFonts w:ascii="Times New Roman" w:hAnsi="Times New Roman" w:eastAsia="Times New Roman" w:cs="Times New Roman"/>
-                <w:i w:val="false"/>
-                <w:b w:val="false"/>
-                <w:u w:val="none"/>
-                <w:strike w:val="false"/>
-                <w:sz w:val="18"/>
-                <w:szCs w:val="18"/>
-                <w:color w:val="000000"/>
-              </w:rPr>
-            </w:pPr>
-            <w:r>
-              <w:rPr>
-                <w:rFonts w:ascii="Times New Roman" w:hAnsi="Times New Roman" w:eastAsia="Times New Roman" w:cs="Times New Roman"/>
-                <w:i w:val="false"/>
-                <w:b w:val="false"/>
-                <w:u w:val="none"/>
-                <w:strike w:val="false"/>
-                <w:sz w:val="18"/>
-                <w:szCs w:val="18"/>
-                <w:color w:val="000000"/>
-              </w:rPr>
-              <w:t xml:space="preserve"/>
-            </w:r>
-          </w:p>
-        </w:tc>
-        <w:tc>
-          <w:tcPr>
-            <w:tcBorders>
-              <w:bottom w:val="none" w:sz="0" w:space="0" w:color="000000"/>
-              <w:top w:val="none" w:sz="0" w:space="0" w:color="000000"/>
-              <w:left w:val="none" w:sz="0" w:space="0" w:color="000000"/>
-              <w:right w:val="none" w:sz="0" w:space="0" w:color="000000"/>
-            </w:tcBorders>
-            <w:shd w:val="clear" w:color="auto" w:fill="FFFFFF"/>
-            <w:tcMar>
-              <w:top w:w="0" w:type="dxa"/>
-              <w:bottom w:w="0" w:type="dxa"/>
-              <w:left w:w="0" w:type="dxa"/>
-              <w:right w:w="0" w:type="dxa"/>
-            </w:tcMar>
-            <w:vAlign w:val="top"/>
-          </w:tcPr>
-          <w:p>
-            <w:pPr>
-              <w:pStyle w:val="Normal"/>
-              <w:jc w:val="center"/>
-              <w:pBdr>
-                <w:bottom w:val="none" w:sz="0" w:space="0" w:color="000000"/>
-                <w:top w:val="none" w:sz="0" w:space="0" w:color="000000"/>
-                <w:left w:val="none" w:sz="0" w:space="0" w:color="000000"/>
-                <w:right w:val="none" w:sz="0" w:space="0" w:color="000000"/>
-              </w:pBdr>
-              <w:spacing w:after="100" w:before="100" w:line="240"/>
-              <w:ind w:left="100" w:right="100" w:firstLine="0" w:firstLineChars="0"/>
-              <w:rPr>
-                <w:rFonts w:ascii="Times New Roman" w:hAnsi="Times New Roman" w:eastAsia="Times New Roman" w:cs="Times New Roman"/>
-                <w:i w:val="false"/>
-                <w:b w:val="false"/>
-                <w:u w:val="none"/>
-                <w:strike w:val="false"/>
-                <w:sz w:val="18"/>
-                <w:szCs w:val="18"/>
-                <w:color w:val="000000"/>
-              </w:rPr>
-            </w:pPr>
-            <w:r>
-              <w:rPr>
-                <w:rFonts w:ascii="Times New Roman" w:hAnsi="Times New Roman" w:eastAsia="Times New Roman" w:cs="Times New Roman"/>
-                <w:i w:val="false"/>
-                <w:b w:val="false"/>
-                <w:u w:val="none"/>
-                <w:strike w:val="false"/>
-                <w:sz w:val="18"/>
-                <w:szCs w:val="18"/>
-                <w:color w:val="000000"/>
-              </w:rPr>
-              <w:t xml:space="preserve"/>
-            </w:r>
-          </w:p>
-        </w:tc>
-        <w:tc>
-          <w:tcPr>
-            <w:tcBorders>
-              <w:bottom w:val="none" w:sz="0" w:space="0" w:color="000000"/>
-              <w:top w:val="none" w:sz="0" w:space="0" w:color="000000"/>
-              <w:left w:val="none" w:sz="0" w:space="0" w:color="000000"/>
-              <w:right w:val="none" w:sz="0" w:space="0" w:color="000000"/>
-            </w:tcBorders>
-            <w:shd w:val="clear" w:color="auto" w:fill="FFFFFF"/>
-            <w:tcMar>
-              <w:top w:w="0" w:type="dxa"/>
-              <w:bottom w:w="0" w:type="dxa"/>
-              <w:left w:w="0" w:type="dxa"/>
-              <w:right w:w="0" w:type="dxa"/>
-            </w:tcMar>
-            <w:vAlign w:val="top"/>
-          </w:tcPr>
-          <w:p>
-            <w:pPr>
-              <w:pStyle w:val="Normal"/>
-              <w:jc w:val="center"/>
-              <w:pBdr>
-                <w:bottom w:val="none" w:sz="0" w:space="0" w:color="000000"/>
-                <w:top w:val="none" w:sz="0" w:space="0" w:color="000000"/>
-                <w:left w:val="none" w:sz="0" w:space="0" w:color="000000"/>
-                <w:right w:val="none" w:sz="0" w:space="0" w:color="000000"/>
-              </w:pBdr>
-              <w:spacing w:after="100" w:before="100" w:line="240"/>
-              <w:ind w:left="100" w:right="100" w:firstLine="0" w:firstLineChars="0"/>
-              <w:rPr>
-                <w:rFonts w:ascii="Times New Roman" w:hAnsi="Times New Roman" w:eastAsia="Times New Roman" w:cs="Times New Roman"/>
-                <w:i w:val="false"/>
-                <w:b w:val="false"/>
-                <w:u w:val="none"/>
-                <w:strike w:val="false"/>
-                <w:sz w:val="18"/>
-                <w:szCs w:val="18"/>
-                <w:color w:val="000000"/>
-              </w:rPr>
-            </w:pPr>
-            <w:r>
-              <w:rPr>
-                <w:rFonts w:ascii="Times New Roman" w:hAnsi="Times New Roman" w:eastAsia="Times New Roman" w:cs="Times New Roman"/>
-                <w:i w:val="false"/>
-                <w:b w:val="false"/>
-                <w:u w:val="none"/>
-                <w:strike w:val="false"/>
-                <w:sz w:val="18"/>
-                <w:szCs w:val="18"/>
-                <w:color w:val="000000"/>
-              </w:rPr>
-              <w:t xml:space="preserve"/>
-            </w:r>
-          </w:p>
-        </w:tc>
-        <w:tc>
-          <w:tcPr>
-            <w:tcBorders>
-              <w:bottom w:val="none" w:sz="0" w:space="0" w:color="000000"/>
-              <w:top w:val="none" w:sz="0" w:space="0" w:color="000000"/>
-              <w:left w:val="none" w:sz="0" w:space="0" w:color="000000"/>
-              <w:right w:val="none" w:sz="0" w:space="0" w:color="000000"/>
-            </w:tcBorders>
-            <w:shd w:val="clear" w:color="auto" w:fill="FFFFFF"/>
-            <w:tcMar>
-              <w:top w:w="0" w:type="dxa"/>
-              <w:bottom w:w="0" w:type="dxa"/>
-              <w:left w:w="0" w:type="dxa"/>
-              <w:right w:w="0" w:type="dxa"/>
-            </w:tcMar>
-            <w:vAlign w:val="top"/>
-          </w:tcPr>
-          <w:p>
-            <w:pPr>
-              <w:pStyle w:val="Normal"/>
-              <w:jc w:val="center"/>
-              <w:pBdr>
-                <w:bottom w:val="none" w:sz="0" w:space="0" w:color="000000"/>
-                <w:top w:val="none" w:sz="0" w:space="0" w:color="000000"/>
-                <w:left w:val="none" w:sz="0" w:space="0" w:color="000000"/>
-                <w:right w:val="none" w:sz="0" w:space="0" w:color="000000"/>
-              </w:pBdr>
-              <w:spacing w:after="100" w:before="100" w:line="240"/>
-              <w:ind w:left="100" w:right="100" w:firstLine="0" w:firstLineChars="0"/>
-              <w:rPr>
-                <w:rFonts w:ascii="Times New Roman" w:hAnsi="Times New Roman" w:eastAsia="Times New Roman" w:cs="Times New Roman"/>
-                <w:i w:val="false"/>
-                <w:b w:val="false"/>
-                <w:u w:val="none"/>
-                <w:strike w:val="false"/>
-                <w:sz w:val="18"/>
-                <w:szCs w:val="18"/>
-                <w:color w:val="000000"/>
-              </w:rPr>
-            </w:pPr>
-            <w:r>
-              <w:rPr>
-                <w:rFonts w:ascii="Times New Roman" w:hAnsi="Times New Roman" w:eastAsia="Times New Roman" w:cs="Times New Roman"/>
-                <w:i w:val="false"/>
-                <w:b w:val="false"/>
-                <w:u w:val="none"/>
-                <w:strike w:val="false"/>
-                <w:sz w:val="18"/>
-                <w:szCs w:val="18"/>
-                <w:color w:val="000000"/>
-              </w:rPr>
-              <w:t xml:space="preserve">0.032</w:t>
-            </w:r>
-          </w:p>
-        </w:tc>
-      </w:tr>
-      <w:tr>
-        <w:trPr>
-          <w:trHeight w:val="560" w:hRule="auto"/>
-        </w:trPr>
-        <w:tc>
-          <w:tcPr>
-            <w:tcBorders>
-              <w:bottom w:val="none" w:sz="0" w:space="0" w:color="000000"/>
-              <w:top w:val="none" w:sz="0" w:space="0" w:color="000000"/>
-              <w:left w:val="none" w:sz="0" w:space="0" w:color="000000"/>
-              <w:right w:val="none" w:sz="0" w:space="0" w:color="000000"/>
-            </w:tcBorders>
-            <w:shd w:val="clear" w:color="auto" w:fill="FFFFFF"/>
-            <w:tcMar>
-              <w:top w:w="0" w:type="dxa"/>
-              <w:bottom w:w="0" w:type="dxa"/>
-              <w:left w:w="0" w:type="dxa"/>
-              <w:right w:w="0" w:type="dxa"/>
-            </w:tcMar>
-            <w:vAlign w:val="top"/>
-          </w:tcPr>
-          <w:p>
-            <w:pPr>
-              <w:pStyle w:val="Normal"/>
-              <w:jc w:val="left"/>
-              <w:pBdr>
-                <w:bottom w:val="none" w:sz="0" w:space="0" w:color="000000"/>
-                <w:top w:val="none" w:sz="0" w:space="0" w:color="000000"/>
-                <w:left w:val="none" w:sz="0" w:space="0" w:color="000000"/>
-                <w:right w:val="none" w:sz="0" w:space="0" w:color="000000"/>
-              </w:pBdr>
-              <w:spacing w:after="100" w:before="100" w:line="240"/>
-              <w:ind w:left="300" w:right="100" w:firstLine="0" w:firstLineChars="0"/>
-              <w:rPr>
-                <w:rFonts w:ascii="Times New Roman" w:hAnsi="Times New Roman" w:eastAsia="Times New Roman" w:cs="Times New Roman"/>
-                <w:i w:val="false"/>
-                <w:b w:val="false"/>
-                <w:u w:val="none"/>
-                <w:strike w:val="false"/>
-                <w:sz w:val="18"/>
-                <w:szCs w:val="18"/>
-                <w:color w:val="000000"/>
-              </w:rPr>
-            </w:pPr>
-            <w:r>
-              <w:rPr>
-                <w:rFonts w:ascii="Times New Roman" w:hAnsi="Times New Roman" w:eastAsia="Times New Roman" w:cs="Times New Roman"/>
-                <w:i w:val="false"/>
-                <w:b w:val="false"/>
-                <w:u w:val="none"/>
-                <w:strike w:val="false"/>
-                <w:sz w:val="18"/>
-                <w:szCs w:val="18"/>
-                <w:color w:val="000000"/>
-              </w:rPr>
-              <w:t xml:space="preserve">No</w:t>
-            </w:r>
-          </w:p>
-        </w:tc>
-        <w:tc>
-          <w:tcPr>
-            <w:tcBorders>
-              <w:bottom w:val="none" w:sz="0" w:space="0" w:color="000000"/>
-              <w:top w:val="none" w:sz="0" w:space="0" w:color="000000"/>
-              <w:left w:val="none" w:sz="0" w:space="0" w:color="000000"/>
-              <w:right w:val="none" w:sz="0" w:space="0" w:color="000000"/>
-            </w:tcBorders>
-            <w:shd w:val="clear" w:color="auto" w:fill="FFFFFF"/>
-            <w:tcMar>
-              <w:top w:w="0" w:type="dxa"/>
-              <w:bottom w:w="0" w:type="dxa"/>
-              <w:left w:w="0" w:type="dxa"/>
-              <w:right w:w="0" w:type="dxa"/>
-            </w:tcMar>
-            <w:vAlign w:val="top"/>
-          </w:tcPr>
-          <w:p>
-            <w:pPr>
-              <w:pStyle w:val="Normal"/>
-              <w:jc w:val="center"/>
-              <w:pBdr>
-                <w:bottom w:val="none" w:sz="0" w:space="0" w:color="000000"/>
-                <w:top w:val="none" w:sz="0" w:space="0" w:color="000000"/>
-                <w:left w:val="none" w:sz="0" w:space="0" w:color="000000"/>
-                <w:right w:val="none" w:sz="0" w:space="0" w:color="000000"/>
-              </w:pBdr>
-              <w:spacing w:after="100" w:before="100" w:line="240"/>
-              <w:ind w:left="100" w:right="100" w:firstLine="0" w:firstLineChars="0"/>
-              <w:rPr>
-                <w:rFonts w:ascii="Times New Roman" w:hAnsi="Times New Roman" w:eastAsia="Times New Roman" w:cs="Times New Roman"/>
-                <w:i w:val="false"/>
-                <w:b w:val="false"/>
-                <w:u w:val="none"/>
-                <w:strike w:val="false"/>
-                <w:sz w:val="18"/>
-                <w:szCs w:val="18"/>
-                <w:color w:val="000000"/>
-              </w:rPr>
-            </w:pPr>
-            <w:r>
-              <w:rPr>
-                <w:rFonts w:ascii="Times New Roman" w:hAnsi="Times New Roman" w:eastAsia="Times New Roman" w:cs="Times New Roman"/>
-                <w:i w:val="false"/>
-                <w:b w:val="false"/>
-                <w:u w:val="none"/>
-                <w:strike w:val="false"/>
-                <w:sz w:val="18"/>
-                <w:szCs w:val="18"/>
-                <w:color w:val="000000"/>
-              </w:rPr>
-              <w:t xml:space="preserve">359 (92.8%)</w:t>
-            </w:r>
-          </w:p>
-        </w:tc>
-        <w:tc>
-          <w:tcPr>
-            <w:tcBorders>
-              <w:bottom w:val="none" w:sz="0" w:space="0" w:color="000000"/>
-              <w:top w:val="none" w:sz="0" w:space="0" w:color="000000"/>
-              <w:left w:val="none" w:sz="0" w:space="0" w:color="000000"/>
-              <w:right w:val="none" w:sz="0" w:space="0" w:color="000000"/>
-            </w:tcBorders>
-            <w:shd w:val="clear" w:color="auto" w:fill="FFFFFF"/>
-            <w:tcMar>
-              <w:top w:w="0" w:type="dxa"/>
-              <w:bottom w:w="0" w:type="dxa"/>
-              <w:left w:w="0" w:type="dxa"/>
-              <w:right w:w="0" w:type="dxa"/>
-            </w:tcMar>
-            <w:vAlign w:val="top"/>
-          </w:tcPr>
-          <w:p>
-            <w:pPr>
-              <w:pStyle w:val="Normal"/>
-              <w:jc w:val="center"/>
-              <w:pBdr>
-                <w:bottom w:val="none" w:sz="0" w:space="0" w:color="000000"/>
-                <w:top w:val="none" w:sz="0" w:space="0" w:color="000000"/>
-                <w:left w:val="none" w:sz="0" w:space="0" w:color="000000"/>
-                <w:right w:val="none" w:sz="0" w:space="0" w:color="000000"/>
-              </w:pBdr>
-              <w:spacing w:after="100" w:before="100" w:line="240"/>
-              <w:ind w:left="100" w:right="100" w:firstLine="0" w:firstLineChars="0"/>
-              <w:rPr>
-                <w:rFonts w:ascii="Times New Roman" w:hAnsi="Times New Roman" w:eastAsia="Times New Roman" w:cs="Times New Roman"/>
-                <w:i w:val="false"/>
-                <w:b w:val="false"/>
-                <w:u w:val="none"/>
-                <w:strike w:val="false"/>
-                <w:sz w:val="18"/>
-                <w:szCs w:val="18"/>
-                <w:color w:val="000000"/>
-              </w:rPr>
-            </w:pPr>
-            <w:r>
-              <w:rPr>
-                <w:rFonts w:ascii="Times New Roman" w:hAnsi="Times New Roman" w:eastAsia="Times New Roman" w:cs="Times New Roman"/>
-                <w:i w:val="false"/>
-                <w:b w:val="false"/>
-                <w:u w:val="none"/>
-                <w:strike w:val="false"/>
-                <w:sz w:val="18"/>
-                <w:szCs w:val="18"/>
-                <w:color w:val="000000"/>
-              </w:rPr>
-              <w:t xml:space="preserve">181 (90.0%)</w:t>
-            </w:r>
-          </w:p>
-        </w:tc>
-        <w:tc>
-          <w:tcPr>
-            <w:tcBorders>
-              <w:bottom w:val="none" w:sz="0" w:space="0" w:color="000000"/>
-              <w:top w:val="none" w:sz="0" w:space="0" w:color="000000"/>
-              <w:left w:val="none" w:sz="0" w:space="0" w:color="000000"/>
-              <w:right w:val="none" w:sz="0" w:space="0" w:color="000000"/>
-            </w:tcBorders>
-            <w:shd w:val="clear" w:color="auto" w:fill="FFFFFF"/>
-            <w:tcMar>
-              <w:top w:w="0" w:type="dxa"/>
-              <w:bottom w:w="0" w:type="dxa"/>
-              <w:left w:w="0" w:type="dxa"/>
-              <w:right w:w="0" w:type="dxa"/>
-            </w:tcMar>
-            <w:vAlign w:val="top"/>
-          </w:tcPr>
-          <w:p>
-            <w:pPr>
-              <w:pStyle w:val="Normal"/>
-              <w:jc w:val="center"/>
-              <w:pBdr>
-                <w:bottom w:val="none" w:sz="0" w:space="0" w:color="000000"/>
-                <w:top w:val="none" w:sz="0" w:space="0" w:color="000000"/>
-                <w:left w:val="none" w:sz="0" w:space="0" w:color="000000"/>
-                <w:right w:val="none" w:sz="0" w:space="0" w:color="000000"/>
-              </w:pBdr>
-              <w:spacing w:after="100" w:before="100" w:line="240"/>
-              <w:ind w:left="100" w:right="100" w:firstLine="0" w:firstLineChars="0"/>
-              <w:rPr>
-                <w:rFonts w:ascii="Times New Roman" w:hAnsi="Times New Roman" w:eastAsia="Times New Roman" w:cs="Times New Roman"/>
-                <w:i w:val="false"/>
-                <w:b w:val="false"/>
-                <w:u w:val="none"/>
-                <w:strike w:val="false"/>
-                <w:sz w:val="18"/>
-                <w:szCs w:val="18"/>
-                <w:color w:val="000000"/>
-              </w:rPr>
-            </w:pPr>
-            <w:r>
-              <w:rPr>
-                <w:rFonts w:ascii="Times New Roman" w:hAnsi="Times New Roman" w:eastAsia="Times New Roman" w:cs="Times New Roman"/>
-                <w:i w:val="false"/>
-                <w:b w:val="false"/>
-                <w:u w:val="none"/>
-                <w:strike w:val="false"/>
-                <w:sz w:val="18"/>
-                <w:szCs w:val="18"/>
-                <w:color w:val="000000"/>
-              </w:rPr>
-              <w:t xml:space="preserve">178 (95.7%)</w:t>
-            </w:r>
-          </w:p>
-        </w:tc>
-        <w:tc>
-          <w:tcPr>
-            <w:tcBorders>
-              <w:bottom w:val="none" w:sz="0" w:space="0" w:color="000000"/>
-              <w:top w:val="none" w:sz="0" w:space="0" w:color="000000"/>
-              <w:left w:val="none" w:sz="0" w:space="0" w:color="000000"/>
-              <w:right w:val="none" w:sz="0" w:space="0" w:color="000000"/>
-            </w:tcBorders>
-            <w:shd w:val="clear" w:color="auto" w:fill="FFFFFF"/>
-            <w:tcMar>
-              <w:top w:w="0" w:type="dxa"/>
-              <w:bottom w:w="0" w:type="dxa"/>
-              <w:left w:w="0" w:type="dxa"/>
-              <w:right w:w="0" w:type="dxa"/>
-            </w:tcMar>
-            <w:vAlign w:val="top"/>
-          </w:tcPr>
-          <w:p>
-            <w:pPr>
-              <w:pStyle w:val="Normal"/>
-              <w:jc w:val="center"/>
-              <w:pBdr>
-                <w:bottom w:val="none" w:sz="0" w:space="0" w:color="000000"/>
-                <w:top w:val="none" w:sz="0" w:space="0" w:color="000000"/>
-                <w:left w:val="none" w:sz="0" w:space="0" w:color="000000"/>
-                <w:right w:val="none" w:sz="0" w:space="0" w:color="000000"/>
-              </w:pBdr>
-              <w:spacing w:after="100" w:before="100" w:line="240"/>
-              <w:ind w:left="100" w:right="100" w:firstLine="0" w:firstLineChars="0"/>
-              <w:rPr>
-                <w:rFonts w:ascii="Times New Roman" w:hAnsi="Times New Roman" w:eastAsia="Times New Roman" w:cs="Times New Roman"/>
-                <w:i w:val="false"/>
-                <w:b w:val="false"/>
-                <w:u w:val="none"/>
-                <w:strike w:val="false"/>
-                <w:sz w:val="18"/>
-                <w:szCs w:val="18"/>
-                <w:color w:val="000000"/>
-              </w:rPr>
-            </w:pPr>
-            <w:r>
-              <w:rPr>
-                <w:rFonts w:ascii="Times New Roman" w:hAnsi="Times New Roman" w:eastAsia="Times New Roman" w:cs="Times New Roman"/>
-                <w:i w:val="false"/>
-                <w:b w:val="false"/>
-                <w:u w:val="none"/>
-                <w:strike w:val="false"/>
-                <w:sz w:val="18"/>
-                <w:szCs w:val="18"/>
-                <w:color w:val="000000"/>
-              </w:rPr>
-              <w:t xml:space="preserve"/>
-            </w:r>
-          </w:p>
-        </w:tc>
-      </w:tr>
-      <w:tr>
-        <w:trPr>
-          <w:trHeight w:val="560" w:hRule="auto"/>
-        </w:trPr>
-        <w:tc>
-          <w:tcPr>
-            <w:tcBorders>
-              <w:bottom w:val="none" w:sz="0" w:space="0" w:color="000000"/>
-              <w:top w:val="none" w:sz="0" w:space="0" w:color="000000"/>
-              <w:left w:val="none" w:sz="0" w:space="0" w:color="000000"/>
-              <w:right w:val="none" w:sz="0" w:space="0" w:color="000000"/>
-            </w:tcBorders>
-            <w:shd w:val="clear" w:color="auto" w:fill="FFFFFF"/>
-            <w:tcMar>
-              <w:top w:w="0" w:type="dxa"/>
-              <w:bottom w:w="0" w:type="dxa"/>
-              <w:left w:w="0" w:type="dxa"/>
-              <w:right w:w="0" w:type="dxa"/>
-            </w:tcMar>
-            <w:vAlign w:val="top"/>
-          </w:tcPr>
-          <w:p>
-            <w:pPr>
-              <w:pStyle w:val="Normal"/>
-              <w:jc w:val="left"/>
-              <w:pBdr>
-                <w:bottom w:val="none" w:sz="0" w:space="0" w:color="000000"/>
-                <w:top w:val="none" w:sz="0" w:space="0" w:color="000000"/>
-                <w:left w:val="none" w:sz="0" w:space="0" w:color="000000"/>
-                <w:right w:val="none" w:sz="0" w:space="0" w:color="000000"/>
-              </w:pBdr>
-              <w:spacing w:after="100" w:before="100" w:line="240"/>
-              <w:ind w:left="300" w:right="100" w:firstLine="0" w:firstLineChars="0"/>
-              <w:rPr>
-                <w:rFonts w:ascii="Times New Roman" w:hAnsi="Times New Roman" w:eastAsia="Times New Roman" w:cs="Times New Roman"/>
-                <w:i w:val="false"/>
-                <w:b w:val="false"/>
-                <w:u w:val="none"/>
-                <w:strike w:val="false"/>
-                <w:sz w:val="18"/>
-                <w:szCs w:val="18"/>
-                <w:color w:val="000000"/>
-              </w:rPr>
-            </w:pPr>
-            <w:r>
-              <w:rPr>
-                <w:rFonts w:ascii="Times New Roman" w:hAnsi="Times New Roman" w:eastAsia="Times New Roman" w:cs="Times New Roman"/>
-                <w:i w:val="false"/>
-                <w:b w:val="false"/>
-                <w:u w:val="none"/>
-                <w:strike w:val="false"/>
-                <w:sz w:val="18"/>
-                <w:szCs w:val="18"/>
-                <w:color w:val="000000"/>
-              </w:rPr>
-              <w:t xml:space="preserve">Yes</w:t>
-            </w:r>
-          </w:p>
-        </w:tc>
-        <w:tc>
-          <w:tcPr>
-            <w:tcBorders>
-              <w:bottom w:val="none" w:sz="0" w:space="0" w:color="000000"/>
-              <w:top w:val="none" w:sz="0" w:space="0" w:color="000000"/>
-              <w:left w:val="none" w:sz="0" w:space="0" w:color="000000"/>
-              <w:right w:val="none" w:sz="0" w:space="0" w:color="000000"/>
-            </w:tcBorders>
-            <w:shd w:val="clear" w:color="auto" w:fill="FFFFFF"/>
-            <w:tcMar>
-              <w:top w:w="0" w:type="dxa"/>
-              <w:bottom w:w="0" w:type="dxa"/>
-              <w:left w:w="0" w:type="dxa"/>
-              <w:right w:w="0" w:type="dxa"/>
-            </w:tcMar>
-            <w:vAlign w:val="top"/>
-          </w:tcPr>
-          <w:p>
-            <w:pPr>
-              <w:pStyle w:val="Normal"/>
-              <w:jc w:val="center"/>
-              <w:pBdr>
-                <w:bottom w:val="none" w:sz="0" w:space="0" w:color="000000"/>
-                <w:top w:val="none" w:sz="0" w:space="0" w:color="000000"/>
-                <w:left w:val="none" w:sz="0" w:space="0" w:color="000000"/>
-                <w:right w:val="none" w:sz="0" w:space="0" w:color="000000"/>
-              </w:pBdr>
-              <w:spacing w:after="100" w:before="100" w:line="240"/>
-              <w:ind w:left="100" w:right="100" w:firstLine="0" w:firstLineChars="0"/>
-              <w:rPr>
-                <w:rFonts w:ascii="Times New Roman" w:hAnsi="Times New Roman" w:eastAsia="Times New Roman" w:cs="Times New Roman"/>
-                <w:i w:val="false"/>
-                <w:b w:val="false"/>
-                <w:u w:val="none"/>
-                <w:strike w:val="false"/>
-                <w:sz w:val="18"/>
-                <w:szCs w:val="18"/>
-                <w:color w:val="000000"/>
-              </w:rPr>
-            </w:pPr>
-            <w:r>
-              <w:rPr>
-                <w:rFonts w:ascii="Times New Roman" w:hAnsi="Times New Roman" w:eastAsia="Times New Roman" w:cs="Times New Roman"/>
-                <w:i w:val="false"/>
-                <w:b w:val="false"/>
-                <w:u w:val="none"/>
-                <w:strike w:val="false"/>
-                <w:sz w:val="18"/>
-                <w:szCs w:val="18"/>
-                <w:color w:val="000000"/>
-              </w:rPr>
-              <w:t xml:space="preserve">28 (7.2%)</w:t>
-            </w:r>
-          </w:p>
-        </w:tc>
-        <w:tc>
-          <w:tcPr>
-            <w:tcBorders>
-              <w:bottom w:val="none" w:sz="0" w:space="0" w:color="000000"/>
-              <w:top w:val="none" w:sz="0" w:space="0" w:color="000000"/>
-              <w:left w:val="none" w:sz="0" w:space="0" w:color="000000"/>
-              <w:right w:val="none" w:sz="0" w:space="0" w:color="000000"/>
-            </w:tcBorders>
-            <w:shd w:val="clear" w:color="auto" w:fill="FFFFFF"/>
-            <w:tcMar>
-              <w:top w:w="0" w:type="dxa"/>
-              <w:bottom w:w="0" w:type="dxa"/>
-              <w:left w:w="0" w:type="dxa"/>
-              <w:right w:w="0" w:type="dxa"/>
-            </w:tcMar>
-            <w:vAlign w:val="top"/>
-          </w:tcPr>
-          <w:p>
-            <w:pPr>
-              <w:pStyle w:val="Normal"/>
-              <w:jc w:val="center"/>
-              <w:pBdr>
-                <w:bottom w:val="none" w:sz="0" w:space="0" w:color="000000"/>
-                <w:top w:val="none" w:sz="0" w:space="0" w:color="000000"/>
-                <w:left w:val="none" w:sz="0" w:space="0" w:color="000000"/>
-                <w:right w:val="none" w:sz="0" w:space="0" w:color="000000"/>
-              </w:pBdr>
-              <w:spacing w:after="100" w:before="100" w:line="240"/>
-              <w:ind w:left="100" w:right="100" w:firstLine="0" w:firstLineChars="0"/>
-              <w:rPr>
-                <w:rFonts w:ascii="Times New Roman" w:hAnsi="Times New Roman" w:eastAsia="Times New Roman" w:cs="Times New Roman"/>
-                <w:i w:val="false"/>
-                <w:b w:val="false"/>
-                <w:u w:val="none"/>
-                <w:strike w:val="false"/>
-                <w:sz w:val="18"/>
-                <w:szCs w:val="18"/>
-                <w:color w:val="000000"/>
-              </w:rPr>
-            </w:pPr>
-            <w:r>
-              <w:rPr>
-                <w:rFonts w:ascii="Times New Roman" w:hAnsi="Times New Roman" w:eastAsia="Times New Roman" w:cs="Times New Roman"/>
-                <w:i w:val="false"/>
-                <w:b w:val="false"/>
-                <w:u w:val="none"/>
-                <w:strike w:val="false"/>
-                <w:sz w:val="18"/>
-                <w:szCs w:val="18"/>
-                <w:color w:val="000000"/>
-              </w:rPr>
-              <w:t xml:space="preserve">20 (10.0%)</w:t>
-            </w:r>
-          </w:p>
-        </w:tc>
-        <w:tc>
-          <w:tcPr>
-            <w:tcBorders>
-              <w:bottom w:val="none" w:sz="0" w:space="0" w:color="000000"/>
-              <w:top w:val="none" w:sz="0" w:space="0" w:color="000000"/>
-              <w:left w:val="none" w:sz="0" w:space="0" w:color="000000"/>
-              <w:right w:val="none" w:sz="0" w:space="0" w:color="000000"/>
-            </w:tcBorders>
-            <w:shd w:val="clear" w:color="auto" w:fill="FFFFFF"/>
-            <w:tcMar>
-              <w:top w:w="0" w:type="dxa"/>
-              <w:bottom w:w="0" w:type="dxa"/>
-              <w:left w:w="0" w:type="dxa"/>
-              <w:right w:w="0" w:type="dxa"/>
-            </w:tcMar>
-            <w:vAlign w:val="top"/>
-          </w:tcPr>
-          <w:p>
-            <w:pPr>
-              <w:pStyle w:val="Normal"/>
-              <w:jc w:val="center"/>
-              <w:pBdr>
-                <w:bottom w:val="none" w:sz="0" w:space="0" w:color="000000"/>
-                <w:top w:val="none" w:sz="0" w:space="0" w:color="000000"/>
-                <w:left w:val="none" w:sz="0" w:space="0" w:color="000000"/>
-                <w:right w:val="none" w:sz="0" w:space="0" w:color="000000"/>
-              </w:pBdr>
-              <w:spacing w:after="100" w:before="100" w:line="240"/>
-              <w:ind w:left="100" w:right="100" w:firstLine="0" w:firstLineChars="0"/>
-              <w:rPr>
-                <w:rFonts w:ascii="Times New Roman" w:hAnsi="Times New Roman" w:eastAsia="Times New Roman" w:cs="Times New Roman"/>
-                <w:i w:val="false"/>
-                <w:b w:val="false"/>
-                <w:u w:val="none"/>
-                <w:strike w:val="false"/>
-                <w:sz w:val="18"/>
-                <w:szCs w:val="18"/>
-                <w:color w:val="000000"/>
-              </w:rPr>
-            </w:pPr>
-            <w:r>
-              <w:rPr>
-                <w:rFonts w:ascii="Times New Roman" w:hAnsi="Times New Roman" w:eastAsia="Times New Roman" w:cs="Times New Roman"/>
-                <w:i w:val="false"/>
-                <w:b w:val="false"/>
-                <w:u w:val="none"/>
-                <w:strike w:val="false"/>
-                <w:sz w:val="18"/>
-                <w:szCs w:val="18"/>
-                <w:color w:val="000000"/>
-              </w:rPr>
-              <w:t xml:space="preserve">8 (4.3%)</w:t>
-            </w:r>
-          </w:p>
-        </w:tc>
-        <w:tc>
-          <w:tcPr>
-            <w:tcBorders>
-              <w:bottom w:val="none" w:sz="0" w:space="0" w:color="000000"/>
-              <w:top w:val="none" w:sz="0" w:space="0" w:color="000000"/>
-              <w:left w:val="none" w:sz="0" w:space="0" w:color="000000"/>
-              <w:right w:val="none" w:sz="0" w:space="0" w:color="000000"/>
-            </w:tcBorders>
-            <w:shd w:val="clear" w:color="auto" w:fill="FFFFFF"/>
-            <w:tcMar>
-              <w:top w:w="0" w:type="dxa"/>
-              <w:bottom w:w="0" w:type="dxa"/>
-              <w:left w:w="0" w:type="dxa"/>
-              <w:right w:w="0" w:type="dxa"/>
-            </w:tcMar>
-            <w:vAlign w:val="top"/>
-          </w:tcPr>
-          <w:p>
-            <w:pPr>
-              <w:pStyle w:val="Normal"/>
-              <w:jc w:val="center"/>
-              <w:pBdr>
-                <w:bottom w:val="none" w:sz="0" w:space="0" w:color="000000"/>
-                <w:top w:val="none" w:sz="0" w:space="0" w:color="000000"/>
-                <w:left w:val="none" w:sz="0" w:space="0" w:color="000000"/>
-                <w:right w:val="none" w:sz="0" w:space="0" w:color="000000"/>
-              </w:pBdr>
-              <w:spacing w:after="100" w:before="100" w:line="240"/>
-              <w:ind w:left="100" w:right="100" w:firstLine="0" w:firstLineChars="0"/>
-              <w:rPr>
-                <w:rFonts w:ascii="Times New Roman" w:hAnsi="Times New Roman" w:eastAsia="Times New Roman" w:cs="Times New Roman"/>
-                <w:i w:val="false"/>
-                <w:b w:val="false"/>
-                <w:u w:val="none"/>
-                <w:strike w:val="false"/>
-                <w:sz w:val="18"/>
-                <w:szCs w:val="18"/>
-                <w:color w:val="000000"/>
-              </w:rPr>
-            </w:pPr>
-            <w:r>
-              <w:rPr>
-                <w:rFonts w:ascii="Times New Roman" w:hAnsi="Times New Roman" w:eastAsia="Times New Roman" w:cs="Times New Roman"/>
-                <w:i w:val="false"/>
-                <w:b w:val="false"/>
-                <w:u w:val="none"/>
-                <w:strike w:val="false"/>
-                <w:sz w:val="18"/>
-                <w:szCs w:val="18"/>
-                <w:color w:val="000000"/>
-              </w:rPr>
-              <w:t xml:space="preserve"/>
-            </w:r>
-          </w:p>
-        </w:tc>
-      </w:tr>
-      <w:tr>
-        <w:trPr>
           <w:trHeight w:val="570" w:hRule="auto"/>
         </w:trPr>
         <w:tc>
@@ -21218,7 +18978,7 @@
                 <w:szCs w:val="18"/>
                 <w:color w:val="000000"/>
               </w:rPr>
-              <w:t xml:space="preserve">49</w:t>
+              <w:t xml:space="preserve">45</w:t>
             </w:r>
           </w:p>
         </w:tc>
@@ -21273,7 +19033,7 @@
                 <w:szCs w:val="18"/>
                 <w:color w:val="000000"/>
               </w:rPr>
-              <w:t xml:space="preserve">19</w:t>
+              <w:t xml:space="preserve">25</w:t>
             </w:r>
           </w:p>
         </w:tc>
@@ -21328,7 +19088,7 @@
                 <w:szCs w:val="18"/>
                 <w:color w:val="000000"/>
               </w:rPr>
-              <w:t xml:space="preserve">30</w:t>
+              <w:t xml:space="preserve">20</w:t>
             </w:r>
           </w:p>
         </w:tc>

--- a/output/tables/COAD/table1_TIMP1.docx
+++ b/output/tables/COAD/table1_TIMP1.docx
@@ -364,7 +364,7 @@
                 <w:szCs w:val="18"/>
                 <w:color w:val="000000"/>
               </w:rPr>
-              <w:t xml:space="preserve">N = 436</w:t>
+              <w:t xml:space="preserve">N = 439</w:t>
             </w:r>
             <w:r>
               <w:rPr>
@@ -580,7 +580,7 @@
                 <w:szCs w:val="18"/>
                 <w:color w:val="000000"/>
               </w:rPr>
-              <w:t xml:space="preserve">N = 216</w:t>
+              <w:t xml:space="preserve">N = 219</w:t>
             </w:r>
             <w:r>
               <w:rPr>
@@ -888,7 +888,7 @@
                 <w:szCs w:val="18"/>
                 <w:color w:val="000000"/>
               </w:rPr>
-              <w:t xml:space="preserve">68.0 [58.5, 77.0]</w:t>
+              <w:t xml:space="preserve">68.0 [59.0, 77.0]</w:t>
             </w:r>
           </w:p>
         </w:tc>
@@ -943,7 +943,7 @@
                 <w:szCs w:val="18"/>
                 <w:color w:val="000000"/>
               </w:rPr>
-              <w:t xml:space="preserve">0.550</w:t>
+              <w:t xml:space="preserve">0.500</w:t>
             </w:r>
           </w:p>
         </w:tc>
@@ -1223,7 +1223,7 @@
                 <w:szCs w:val="18"/>
                 <w:color w:val="000000"/>
               </w:rPr>
-              <w:t xml:space="preserve">0.606</w:t>
+              <w:t xml:space="preserve">0.589</w:t>
             </w:r>
           </w:p>
         </w:tc>
@@ -1338,7 +1338,7 @@
                 <w:szCs w:val="18"/>
                 <w:color w:val="000000"/>
               </w:rPr>
-              <w:t xml:space="preserve">183 (42.0%)</w:t>
+              <w:t xml:space="preserve">184 (41.9%)</w:t>
             </w:r>
           </w:p>
         </w:tc>
@@ -1448,7 +1448,7 @@
                 <w:szCs w:val="18"/>
                 <w:color w:val="000000"/>
               </w:rPr>
-              <w:t xml:space="preserve">88 (40.7%)</w:t>
+              <w:t xml:space="preserve">89 (40.6%)</w:t>
             </w:r>
           </w:p>
         </w:tc>
@@ -1618,7 +1618,7 @@
                 <w:szCs w:val="18"/>
                 <w:color w:val="000000"/>
               </w:rPr>
-              <w:t xml:space="preserve">253 (58.0%)</w:t>
+              <w:t xml:space="preserve">255 (58.1%)</w:t>
             </w:r>
           </w:p>
         </w:tc>
@@ -1728,7 +1728,7 @@
                 <w:szCs w:val="18"/>
                 <w:color w:val="000000"/>
               </w:rPr>
-              <w:t xml:space="preserve">128 (59.3%)</w:t>
+              <w:t xml:space="preserve">130 (59.4%)</w:t>
             </w:r>
           </w:p>
         </w:tc>
@@ -2063,7 +2063,7 @@
                 <w:szCs w:val="18"/>
                 <w:color w:val="000000"/>
               </w:rPr>
-              <w:t xml:space="preserve">0.297</w:t>
+              <w:t xml:space="preserve">0.273</w:t>
             </w:r>
           </w:p>
         </w:tc>
@@ -2178,7 +2178,7 @@
                 <w:szCs w:val="18"/>
                 <w:color w:val="000000"/>
               </w:rPr>
-              <w:t xml:space="preserve">233 (53.4%)</w:t>
+              <w:t xml:space="preserve">234 (53.3%)</w:t>
             </w:r>
           </w:p>
         </w:tc>
@@ -2288,7 +2288,7 @@
                 <w:szCs w:val="18"/>
                 <w:color w:val="000000"/>
               </w:rPr>
-              <w:t xml:space="preserve">110 (50.9%)</w:t>
+              <w:t xml:space="preserve">111 (50.7%)</w:t>
             </w:r>
           </w:p>
         </w:tc>
@@ -2458,7 +2458,7 @@
                 <w:szCs w:val="18"/>
                 <w:color w:val="000000"/>
               </w:rPr>
-              <w:t xml:space="preserve">203 (46.6%)</w:t>
+              <w:t xml:space="preserve">205 (46.7%)</w:t>
             </w:r>
           </w:p>
         </w:tc>
@@ -2568,7 +2568,7 @@
                 <w:szCs w:val="18"/>
                 <w:color w:val="000000"/>
               </w:rPr>
-              <w:t xml:space="preserve">106 (49.1%)</w:t>
+              <w:t xml:space="preserve">108 (49.3%)</w:t>
             </w:r>
           </w:p>
         </w:tc>
@@ -3018,7 +3018,7 @@
                 <w:szCs w:val="18"/>
                 <w:color w:val="000000"/>
               </w:rPr>
-              <w:t xml:space="preserve">71 (16.6%)</w:t>
+              <w:t xml:space="preserve">72 (16.7%)</w:t>
             </w:r>
           </w:p>
         </w:tc>
@@ -3128,7 +3128,7 @@
                 <w:szCs w:val="18"/>
                 <w:color w:val="000000"/>
               </w:rPr>
-              <w:t xml:space="preserve">35 (16.4%)</w:t>
+              <w:t xml:space="preserve">36 (16.7%)</w:t>
             </w:r>
           </w:p>
         </w:tc>
@@ -3298,7 +3298,7 @@
                 <w:szCs w:val="18"/>
                 <w:color w:val="000000"/>
               </w:rPr>
-              <w:t xml:space="preserve">169 (39.6%)</w:t>
+              <w:t xml:space="preserve">170 (39.5%)</w:t>
             </w:r>
           </w:p>
         </w:tc>
@@ -3408,7 +3408,7 @@
                 <w:szCs w:val="18"/>
                 <w:color w:val="000000"/>
               </w:rPr>
-              <w:t xml:space="preserve">83 (39.0%)</w:t>
+              <w:t xml:space="preserve">84 (38.9%)</w:t>
             </w:r>
           </w:p>
         </w:tc>
@@ -3578,7 +3578,7 @@
                 <w:szCs w:val="18"/>
                 <w:color w:val="000000"/>
               </w:rPr>
-              <w:t xml:space="preserve">127 (29.7%)</w:t>
+              <w:t xml:space="preserve">128 (29.8%)</w:t>
             </w:r>
           </w:p>
         </w:tc>
@@ -3688,7 +3688,7 @@
                 <w:szCs w:val="18"/>
                 <w:color w:val="000000"/>
               </w:rPr>
-              <w:t xml:space="preserve">65 (30.5%)</w:t>
+              <w:t xml:space="preserve">66 (30.6%)</w:t>
             </w:r>
           </w:p>
         </w:tc>
@@ -3858,7 +3858,7 @@
                 <w:szCs w:val="18"/>
                 <w:color w:val="000000"/>
               </w:rPr>
-              <w:t xml:space="preserve">60 (14.1%)</w:t>
+              <w:t xml:space="preserve">60 (14.0%)</w:t>
             </w:r>
           </w:p>
         </w:tc>
@@ -3968,7 +3968,7 @@
                 <w:szCs w:val="18"/>
                 <w:color w:val="000000"/>
               </w:rPr>
-              <w:t xml:space="preserve">30 (14.1%)</w:t>
+              <w:t xml:space="preserve">30 (13.9%)</w:t>
             </w:r>
           </w:p>
         </w:tc>
@@ -4583,7 +4583,7 @@
                 <w:szCs w:val="18"/>
                 <w:color w:val="000000"/>
               </w:rPr>
-              <w:t xml:space="preserve">0.398</w:t>
+              <w:t xml:space="preserve">0.430</w:t>
             </w:r>
           </w:p>
         </w:tc>
@@ -4698,7 +4698,7 @@
                 <w:szCs w:val="18"/>
                 <w:color w:val="000000"/>
               </w:rPr>
-              <w:t xml:space="preserve">12 (2.8%)</w:t>
+              <w:t xml:space="preserve">12 (2.7%)</w:t>
             </w:r>
           </w:p>
         </w:tc>
@@ -4808,7 +4808,7 @@
                 <w:szCs w:val="18"/>
                 <w:color w:val="000000"/>
               </w:rPr>
-              <w:t xml:space="preserve">6 (2.8%)</w:t>
+              <w:t xml:space="preserve">6 (2.7%)</w:t>
             </w:r>
           </w:p>
         </w:tc>
@@ -4978,7 +4978,7 @@
                 <w:szCs w:val="18"/>
                 <w:color w:val="000000"/>
               </w:rPr>
-              <w:t xml:space="preserve">74 (17.0%)</w:t>
+              <w:t xml:space="preserve">75 (17.1%)</w:t>
             </w:r>
           </w:p>
         </w:tc>
@@ -5088,7 +5088,7 @@
                 <w:szCs w:val="18"/>
                 <w:color w:val="000000"/>
               </w:rPr>
-              <w:t xml:space="preserve">35 (16.2%)</w:t>
+              <w:t xml:space="preserve">36 (16.4%)</w:t>
             </w:r>
           </w:p>
         </w:tc>
@@ -5258,7 +5258,7 @@
                 <w:szCs w:val="18"/>
                 <w:color w:val="000000"/>
               </w:rPr>
-              <w:t xml:space="preserve">299 (68.6%)</w:t>
+              <w:t xml:space="preserve">301 (68.6%)</w:t>
             </w:r>
           </w:p>
         </w:tc>
@@ -5368,7 +5368,7 @@
                 <w:szCs w:val="18"/>
                 <w:color w:val="000000"/>
               </w:rPr>
-              <w:t xml:space="preserve">144 (66.7%)</w:t>
+              <w:t xml:space="preserve">146 (66.7%)</w:t>
             </w:r>
           </w:p>
         </w:tc>
@@ -5538,7 +5538,7 @@
                 <w:szCs w:val="18"/>
                 <w:color w:val="000000"/>
               </w:rPr>
-              <w:t xml:space="preserve">51 (11.7%)</w:t>
+              <w:t xml:space="preserve">51 (11.6%)</w:t>
             </w:r>
           </w:p>
         </w:tc>
@@ -5648,7 +5648,7 @@
                 <w:szCs w:val="18"/>
                 <w:color w:val="000000"/>
               </w:rPr>
-              <w:t xml:space="preserve">31 (14.4%)</w:t>
+              <w:t xml:space="preserve">31 (14.2%)</w:t>
             </w:r>
           </w:p>
         </w:tc>
@@ -5983,7 +5983,7 @@
                 <w:szCs w:val="18"/>
                 <w:color w:val="000000"/>
               </w:rPr>
-              <w:t xml:space="preserve">0.160</w:t>
+              <w:t xml:space="preserve">0.188</w:t>
             </w:r>
           </w:p>
         </w:tc>
@@ -6098,7 +6098,7 @@
                 <w:szCs w:val="18"/>
                 <w:color w:val="000000"/>
               </w:rPr>
-              <w:t xml:space="preserve">256 (58.7%)</w:t>
+              <w:t xml:space="preserve">258 (58.8%)</w:t>
             </w:r>
           </w:p>
         </w:tc>
@@ -6208,7 +6208,7 @@
                 <w:szCs w:val="18"/>
                 <w:color w:val="000000"/>
               </w:rPr>
-              <w:t xml:space="preserve">121 (56.0%)</w:t>
+              <w:t xml:space="preserve">123 (56.2%)</w:t>
             </w:r>
           </w:p>
         </w:tc>
@@ -6378,7 +6378,7 @@
                 <w:szCs w:val="18"/>
                 <w:color w:val="000000"/>
               </w:rPr>
-              <w:t xml:space="preserve">104 (23.9%)</w:t>
+              <w:t xml:space="preserve">104 (23.7%)</w:t>
             </w:r>
           </w:p>
         </w:tc>
@@ -6488,7 +6488,7 @@
                 <w:szCs w:val="18"/>
                 <w:color w:val="000000"/>
               </w:rPr>
-              <w:t xml:space="preserve">60 (27.8%)</w:t>
+              <w:t xml:space="preserve">60 (27.4%)</w:t>
             </w:r>
           </w:p>
         </w:tc>
@@ -6658,7 +6658,7 @@
                 <w:szCs w:val="18"/>
                 <w:color w:val="000000"/>
               </w:rPr>
-              <w:t xml:space="preserve">76 (17.4%)</w:t>
+              <w:t xml:space="preserve">77 (17.5%)</w:t>
             </w:r>
           </w:p>
         </w:tc>
@@ -6768,7 +6768,7 @@
                 <w:szCs w:val="18"/>
                 <w:color w:val="000000"/>
               </w:rPr>
-              <w:t xml:space="preserve">35 (16.2%)</w:t>
+              <w:t xml:space="preserve">36 (16.4%)</w:t>
             </w:r>
           </w:p>
         </w:tc>
@@ -7103,7 +7103,7 @@
                 <w:szCs w:val="18"/>
                 <w:color w:val="000000"/>
               </w:rPr>
-              <w:t xml:space="preserve">0.895</w:t>
+              <w:t xml:space="preserve">0.844</w:t>
             </w:r>
           </w:p>
         </w:tc>
@@ -7218,7 +7218,7 @@
                 <w:szCs w:val="18"/>
                 <w:color w:val="000000"/>
               </w:rPr>
-              <w:t xml:space="preserve">322 (84.3%)</w:t>
+              <w:t xml:space="preserve">325 (84.4%)</w:t>
             </w:r>
           </w:p>
         </w:tc>
@@ -7328,7 +7328,7 @@
                 <w:szCs w:val="18"/>
                 <w:color w:val="000000"/>
               </w:rPr>
-              <w:t xml:space="preserve">164 (84.5%)</w:t>
+              <w:t xml:space="preserve">167 (84.8%)</w:t>
             </w:r>
           </w:p>
         </w:tc>
@@ -7498,7 +7498,7 @@
                 <w:szCs w:val="18"/>
                 <w:color w:val="000000"/>
               </w:rPr>
-              <w:t xml:space="preserve">60 (15.7%)</w:t>
+              <w:t xml:space="preserve">60 (15.6%)</w:t>
             </w:r>
           </w:p>
         </w:tc>
@@ -7608,7 +7608,7 @@
                 <w:szCs w:val="18"/>
                 <w:color w:val="000000"/>
               </w:rPr>
-              <w:t xml:space="preserve">30 (15.5%)</w:t>
+              <w:t xml:space="preserve">30 (15.2%)</w:t>
             </w:r>
           </w:p>
         </w:tc>
@@ -8223,7 +8223,7 @@
                 <w:szCs w:val="18"/>
                 <w:color w:val="000000"/>
               </w:rPr>
-              <w:t xml:space="preserve">0.737</w:t>
+              <w:t xml:space="preserve">0.761</w:t>
             </w:r>
           </w:p>
         </w:tc>
@@ -8338,7 +8338,7 @@
                 <w:szCs w:val="18"/>
                 <w:color w:val="000000"/>
               </w:rPr>
-              <w:t xml:space="preserve">240 (56.2%)</w:t>
+              <w:t xml:space="preserve">242 (56.3%)</w:t>
             </w:r>
           </w:p>
         </w:tc>
@@ -8448,7 +8448,7 @@
                 <w:szCs w:val="18"/>
                 <w:color w:val="000000"/>
               </w:rPr>
-              <w:t xml:space="preserve">118 (55.4%)</w:t>
+              <w:t xml:space="preserve">120 (55.6%)</w:t>
             </w:r>
           </w:p>
         </w:tc>
@@ -8618,7 +8618,7 @@
                 <w:szCs w:val="18"/>
                 <w:color w:val="000000"/>
               </w:rPr>
-              <w:t xml:space="preserve">187 (43.8%)</w:t>
+              <w:t xml:space="preserve">188 (43.7%)</w:t>
             </w:r>
           </w:p>
         </w:tc>
@@ -8728,7 +8728,7 @@
                 <w:szCs w:val="18"/>
                 <w:color w:val="000000"/>
               </w:rPr>
-              <w:t xml:space="preserve">95 (44.6%)</w:t>
+              <w:t xml:space="preserve">96 (44.4%)</w:t>
             </w:r>
           </w:p>
         </w:tc>
@@ -9343,7 +9343,7 @@
                 <w:szCs w:val="18"/>
                 <w:color w:val="000000"/>
               </w:rPr>
-              <w:t xml:space="preserve">0.588</w:t>
+              <w:t xml:space="preserve">0.650</w:t>
             </w:r>
           </w:p>
         </w:tc>
@@ -9458,7 +9458,7 @@
                 <w:szCs w:val="18"/>
                 <w:color w:val="000000"/>
               </w:rPr>
-              <w:t xml:space="preserve">179 (64.9%)</w:t>
+              <w:t xml:space="preserve">181 (65.1%)</w:t>
             </w:r>
           </w:p>
         </w:tc>
@@ -9568,7 +9568,7 @@
                 <w:szCs w:val="18"/>
                 <w:color w:val="000000"/>
               </w:rPr>
-              <w:t xml:space="preserve">88 (63.3%)</w:t>
+              <w:t xml:space="preserve">90 (63.8%)</w:t>
             </w:r>
           </w:p>
         </w:tc>
@@ -9738,7 +9738,7 @@
                 <w:szCs w:val="18"/>
                 <w:color w:val="000000"/>
               </w:rPr>
-              <w:t xml:space="preserve">97 (35.1%)</w:t>
+              <w:t xml:space="preserve">97 (34.9%)</w:t>
             </w:r>
           </w:p>
         </w:tc>
@@ -9848,7 +9848,7 @@
                 <w:szCs w:val="18"/>
                 <w:color w:val="000000"/>
               </w:rPr>
-              <w:t xml:space="preserve">51 (36.7%)</w:t>
+              <w:t xml:space="preserve">51 (36.2%)</w:t>
             </w:r>
           </w:p>
         </w:tc>
@@ -10018,7 +10018,7 @@
                 <w:szCs w:val="18"/>
                 <w:color w:val="000000"/>
               </w:rPr>
-              <w:t xml:space="preserve">160</w:t>
+              <w:t xml:space="preserve">161</w:t>
             </w:r>
           </w:p>
         </w:tc>
@@ -10128,7 +10128,7 @@
                 <w:szCs w:val="18"/>
                 <w:color w:val="000000"/>
               </w:rPr>
-              <w:t xml:space="preserve">77</w:t>
+              <w:t xml:space="preserve">78</w:t>
             </w:r>
           </w:p>
         </w:tc>
@@ -10463,7 +10463,7 @@
                 <w:szCs w:val="18"/>
                 <w:color w:val="000000"/>
               </w:rPr>
-              <w:t xml:space="preserve">0.158</w:t>
+              <w:t xml:space="preserve">0.195</w:t>
             </w:r>
           </w:p>
         </w:tc>
@@ -10578,7 +10578,7 @@
                 <w:szCs w:val="18"/>
                 <w:color w:val="000000"/>
               </w:rPr>
-              <w:t xml:space="preserve">241 (61.5%)</w:t>
+              <w:t xml:space="preserve">244 (61.8%)</w:t>
             </w:r>
           </w:p>
         </w:tc>
@@ -10688,7 +10688,7 @@
                 <w:szCs w:val="18"/>
                 <w:color w:val="000000"/>
               </w:rPr>
-              <w:t xml:space="preserve">118 (58.1%)</w:t>
+              <w:t xml:space="preserve">121 (58.7%)</w:t>
             </w:r>
           </w:p>
         </w:tc>
@@ -10858,7 +10858,7 @@
                 <w:szCs w:val="18"/>
                 <w:color w:val="000000"/>
               </w:rPr>
-              <w:t xml:space="preserve">151 (38.5%)</w:t>
+              <w:t xml:space="preserve">151 (38.2%)</w:t>
             </w:r>
           </w:p>
         </w:tc>
@@ -10968,7 +10968,7 @@
                 <w:szCs w:val="18"/>
                 <w:color w:val="000000"/>
               </w:rPr>
-              <w:t xml:space="preserve">85 (41.9%)</w:t>
+              <w:t xml:space="preserve">85 (41.3%)</w:t>
             </w:r>
           </w:p>
         </w:tc>
@@ -11583,7 +11583,7 @@
                 <w:szCs w:val="18"/>
                 <w:color w:val="000000"/>
               </w:rPr>
-              <w:t xml:space="preserve">0.094</w:t>
+              <w:t xml:space="preserve">0.112</w:t>
             </w:r>
           </w:p>
         </w:tc>
@@ -11698,7 +11698,7 @@
                 <w:szCs w:val="18"/>
                 <w:color w:val="000000"/>
               </w:rPr>
-              <w:t xml:space="preserve">288 (76.4%)</w:t>
+              <w:t xml:space="preserve">291 (76.6%)</w:t>
             </w:r>
           </w:p>
         </w:tc>
@@ -11808,7 +11808,7 @@
                 <w:szCs w:val="18"/>
                 <w:color w:val="000000"/>
               </w:rPr>
-              <w:t xml:space="preserve">139 (72.8%)</w:t>
+              <w:t xml:space="preserve">142 (73.2%)</w:t>
             </w:r>
           </w:p>
         </w:tc>
@@ -11978,7 +11978,7 @@
                 <w:szCs w:val="18"/>
                 <w:color w:val="000000"/>
               </w:rPr>
-              <w:t xml:space="preserve">89 (23.6%)</w:t>
+              <w:t xml:space="preserve">89 (23.4%)</w:t>
             </w:r>
           </w:p>
         </w:tc>
@@ -12088,7 +12088,7 @@
                 <w:szCs w:val="18"/>
                 <w:color w:val="000000"/>
               </w:rPr>
-              <w:t xml:space="preserve">52 (27.2%)</w:t>
+              <w:t xml:space="preserve">52 (26.8%)</w:t>
             </w:r>
           </w:p>
         </w:tc>
@@ -12703,7 +12703,7 @@
                 <w:szCs w:val="18"/>
                 <w:color w:val="000000"/>
               </w:rPr>
-              <w:t xml:space="preserve">0.466</w:t>
+              <w:t xml:space="preserve">0.456</w:t>
             </w:r>
           </w:p>
         </w:tc>
@@ -12818,7 +12818,7 @@
                 <w:szCs w:val="18"/>
                 <w:color w:val="000000"/>
               </w:rPr>
-              <w:t xml:space="preserve">316 (86.8%)</w:t>
+              <w:t xml:space="preserve">318 (86.9%)</w:t>
             </w:r>
           </w:p>
         </w:tc>
@@ -12928,7 +12928,7 @@
                 <w:szCs w:val="18"/>
                 <w:color w:val="000000"/>
               </w:rPr>
-              <w:t xml:space="preserve">165 (87.3%)</w:t>
+              <w:t xml:space="preserve">167 (87.4%)</w:t>
             </w:r>
           </w:p>
         </w:tc>
@@ -13378,7 +13378,7 @@
                 <w:szCs w:val="18"/>
                 <w:color w:val="000000"/>
               </w:rPr>
-              <w:t xml:space="preserve">21 (5.8%)</w:t>
+              <w:t xml:space="preserve">21 (5.7%)</w:t>
             </w:r>
           </w:p>
         </w:tc>
@@ -13768,7 +13768,7 @@
                 <w:szCs w:val="18"/>
                 <w:color w:val="000000"/>
               </w:rPr>
-              <w:t xml:space="preserve">13 (6.9%)</w:t>
+              <w:t xml:space="preserve">13 (6.8%)</w:t>
             </w:r>
           </w:p>
         </w:tc>
@@ -13938,7 +13938,7 @@
                 <w:szCs w:val="18"/>
                 <w:color w:val="000000"/>
               </w:rPr>
-              <w:t xml:space="preserve">72</w:t>
+              <w:t xml:space="preserve">73</w:t>
             </w:r>
           </w:p>
         </w:tc>
@@ -14048,7 +14048,7 @@
                 <w:szCs w:val="18"/>
                 <w:color w:val="000000"/>
               </w:rPr>
-              <w:t xml:space="preserve">27</w:t>
+              <w:t xml:space="preserve">28</w:t>
             </w:r>
           </w:p>
         </w:tc>
@@ -14498,7 +14498,7 @@
                 <w:szCs w:val="18"/>
                 <w:color w:val="000000"/>
               </w:rPr>
-              <w:t xml:space="preserve">373 (86.5%)</w:t>
+              <w:t xml:space="preserve">374 (86.2%)</w:t>
             </w:r>
           </w:p>
         </w:tc>
@@ -14608,7 +14608,7 @@
                 <w:szCs w:val="18"/>
                 <w:color w:val="000000"/>
               </w:rPr>
-              <w:t xml:space="preserve">172 (80.8%)</w:t>
+              <w:t xml:space="preserve">173 (80.1%)</w:t>
             </w:r>
           </w:p>
         </w:tc>
@@ -14778,7 +14778,7 @@
                 <w:szCs w:val="18"/>
                 <w:color w:val="000000"/>
               </w:rPr>
-              <w:t xml:space="preserve">58 (13.5%)</w:t>
+              <w:t xml:space="preserve">60 (13.8%)</w:t>
             </w:r>
           </w:p>
         </w:tc>
@@ -14888,7 +14888,7 @@
                 <w:szCs w:val="18"/>
                 <w:color w:val="000000"/>
               </w:rPr>
-              <w:t xml:space="preserve">41 (19.2%)</w:t>
+              <w:t xml:space="preserve">43 (19.9%)</w:t>
             </w:r>
           </w:p>
         </w:tc>
@@ -15503,7 +15503,7 @@
                 <w:szCs w:val="18"/>
                 <w:color w:val="000000"/>
               </w:rPr>
-              <w:t xml:space="preserve">0.071</w:t>
+              <w:t xml:space="preserve">0.051</w:t>
             </w:r>
           </w:p>
         </w:tc>
@@ -15618,7 +15618,7 @@
                 <w:szCs w:val="18"/>
                 <w:color w:val="000000"/>
               </w:rPr>
-              <w:t xml:space="preserve">83 (19.8%)</w:t>
+              <w:t xml:space="preserve">85 (20.1%)</w:t>
             </w:r>
           </w:p>
         </w:tc>
@@ -15728,7 +15728,7 @@
                 <w:szCs w:val="18"/>
                 <w:color w:val="000000"/>
               </w:rPr>
-              <w:t xml:space="preserve">50 (24.3%)</w:t>
+              <w:t xml:space="preserve">52 (24.9%)</w:t>
             </w:r>
           </w:p>
         </w:tc>
@@ -15898,7 +15898,7 @@
                 <w:szCs w:val="18"/>
                 <w:color w:val="000000"/>
               </w:rPr>
-              <w:t xml:space="preserve">101 (24.0%)</w:t>
+              <w:t xml:space="preserve">102 (24.1%)</w:t>
             </w:r>
           </w:p>
         </w:tc>
@@ -16008,7 +16008,7 @@
                 <w:szCs w:val="18"/>
                 <w:color w:val="000000"/>
               </w:rPr>
-              <w:t xml:space="preserve">50 (24.3%)</w:t>
+              <w:t xml:space="preserve">51 (24.4%)</w:t>
             </w:r>
           </w:p>
         </w:tc>
@@ -16288,7 +16288,7 @@
                 <w:szCs w:val="18"/>
                 <w:color w:val="000000"/>
               </w:rPr>
-              <w:t xml:space="preserve">8 (3.9%)</w:t>
+              <w:t xml:space="preserve">8 (3.8%)</w:t>
             </w:r>
           </w:p>
         </w:tc>
@@ -16568,7 +16568,7 @@
                 <w:szCs w:val="18"/>
                 <w:color w:val="000000"/>
               </w:rPr>
-              <w:t xml:space="preserve">16 (7.8%)</w:t>
+              <w:t xml:space="preserve">16 (7.7%)</w:t>
             </w:r>
           </w:p>
         </w:tc>
@@ -17018,7 +17018,7 @@
                 <w:szCs w:val="18"/>
                 <w:color w:val="000000"/>
               </w:rPr>
-              <w:t xml:space="preserve">144 (34.3%)</w:t>
+              <w:t xml:space="preserve">144 (34.0%)</w:t>
             </w:r>
           </w:p>
         </w:tc>
@@ -17128,7 +17128,7 @@
                 <w:szCs w:val="18"/>
                 <w:color w:val="000000"/>
               </w:rPr>
-              <w:t xml:space="preserve">61 (29.6%)</w:t>
+              <w:t xml:space="preserve">61 (29.2%)</w:t>
             </w:r>
           </w:p>
         </w:tc>
@@ -17688,7 +17688,7 @@
                 <w:szCs w:val="18"/>
                 <w:color w:val="000000"/>
               </w:rPr>
-              <w:t xml:space="preserve">19 (9.2%)</w:t>
+              <w:t xml:space="preserve">19 (9.1%)</w:t>
             </w:r>
           </w:p>
         </w:tc>
@@ -18303,7 +18303,7 @@
                 <w:szCs w:val="18"/>
                 <w:color w:val="000000"/>
               </w:rPr>
-              <w:t xml:space="preserve">0.337</w:t>
+              <w:t xml:space="preserve">0.420</w:t>
             </w:r>
           </w:p>
         </w:tc>
@@ -18418,7 +18418,7 @@
                 <w:szCs w:val="18"/>
                 <w:color w:val="000000"/>
               </w:rPr>
-              <w:t xml:space="preserve">196 (50.1%)</w:t>
+              <w:t xml:space="preserve">196 (49.7%)</w:t>
             </w:r>
           </w:p>
         </w:tc>
@@ -18528,7 +18528,7 @@
                 <w:szCs w:val="18"/>
                 <w:color w:val="000000"/>
               </w:rPr>
-              <w:t xml:space="preserve">103 (52.6%)</w:t>
+              <w:t xml:space="preserve">103 (51.8%)</w:t>
             </w:r>
           </w:p>
         </w:tc>
@@ -18698,7 +18698,7 @@
                 <w:szCs w:val="18"/>
                 <w:color w:val="000000"/>
               </w:rPr>
-              <w:t xml:space="preserve">195 (49.9%)</w:t>
+              <w:t xml:space="preserve">198 (50.3%)</w:t>
             </w:r>
           </w:p>
         </w:tc>
@@ -18808,7 +18808,7 @@
                 <w:szCs w:val="18"/>
                 <w:color w:val="000000"/>
               </w:rPr>
-              <w:t xml:space="preserve">93 (47.4%)</w:t>
+              <w:t xml:space="preserve">96 (48.2%)</w:t>
             </w:r>
           </w:p>
         </w:tc>
